--- a/documents/Website C390.docx
+++ b/documents/Website C390.docx
@@ -1171,35 +1171,6 @@
       <w:pPr>
         <w:rPr>
           <w:i/>
-          <w:color w:val="2E74B5" w:themeColor="accent5" w:themeShade="BF"/>
-        </w:rPr>
-      </w:pPr>
-      <w:r>
-        <w:rPr>
-          <w:i/>
-          <w:color w:val="EE0000"/>
-        </w:rPr>
-        <w:t>[</w:t>
-      </w:r>
-      <w:r>
-        <w:rPr>
-          <w:i/>
-          <w:color w:val="EE0000"/>
-        </w:rPr>
-        <w:t>Used in every single page</w:t>
-      </w:r>
-      <w:r>
-        <w:rPr>
-          <w:i/>
-          <w:color w:val="EE0000"/>
-        </w:rPr>
-        <w:t>]</w:t>
-      </w:r>
-    </w:p>
-    <w:p>
-      <w:pPr>
-        <w:rPr>
-          <w:i/>
           <w:color w:val="EE0000"/>
         </w:rPr>
       </w:pPr>
@@ -1223,36 +1194,7 @@
           <w:i/>
           <w:color w:val="EE0000"/>
         </w:rPr>
-        <w:t>H1 text: Cav</w:t>
-      </w:r>
-      <w:r>
-        <w:rPr>
-          <w:i/>
-          <w:color w:val="EE0000"/>
-        </w:rPr>
-        <w:t>eat</w:t>
-      </w:r>
-    </w:p>
-    <w:p>
-      <w:pPr>
-        <w:rPr>
-          <w:i/>
-          <w:color w:val="EE0000"/>
-        </w:rPr>
-      </w:pPr>
-      <w:r>
-        <w:rPr>
-          <w:i/>
-          <w:color w:val="EE0000"/>
-        </w:rPr>
-        <w:t>Main text: Comic Neue</w:t>
-      </w:r>
-      <w:r>
-        <w:rPr>
-          <w:i/>
-          <w:color w:val="EE0000"/>
-        </w:rPr>
-        <w:t xml:space="preserve"> </w:t>
+        <w:t>Text: Nunito</w:t>
       </w:r>
     </w:p>
     <w:p>
@@ -1549,6 +1491,24 @@
         </w:rPr>
         <w:t>Minimally 3 tabs with 2 layers of navigation</w:t>
       </w:r>
+    </w:p>
+    <w:p>
+      <w:pPr>
+        <w:rPr>
+          <w:b/>
+          <w:i/>
+          <w:color w:val="FF0000"/>
+        </w:rPr>
+      </w:pPr>
+    </w:p>
+    <w:p>
+      <w:pPr>
+        <w:rPr>
+          <w:b/>
+          <w:i/>
+          <w:color w:val="FF0000"/>
+        </w:rPr>
+      </w:pPr>
     </w:p>
     <w:p>
       <w:pPr>
@@ -3526,10 +3486,10 @@
             <v:path o:extrusionok="f" gradientshapeok="t" o:connecttype="rect"/>
             <o:lock v:ext="edit" aspectratio="t"/>
           </v:shapetype>
-          <v:shape id="_x0000_i1025" type="#_x0000_t75" style="width:210.85pt;height:151.25pt" o:ole="">
+          <v:shape id="_x0000_i1025" type="#_x0000_t75" style="width:210.8pt;height:151.15pt" o:ole="">
             <v:imagedata r:id="rId14" o:title=""/>
           </v:shape>
-          <o:OLEObject Type="Embed" ProgID="Unknown" ShapeID="_x0000_i1025" DrawAspect="Content" ObjectID="_1821740239" r:id="rId15"/>
+          <o:OLEObject Type="Embed" ProgID="Unknown" ShapeID="_x0000_i1025" DrawAspect="Content" ObjectID="_1822574940" r:id="rId15"/>
         </w:object>
       </w:r>
       <w:r>

--- a/documents/Website C390.docx
+++ b/documents/Website C390.docx
@@ -3486,10 +3486,10 @@
             <v:path o:extrusionok="f" gradientshapeok="t" o:connecttype="rect"/>
             <o:lock v:ext="edit" aspectratio="t"/>
           </v:shapetype>
-          <v:shape id="_x0000_i1025" type="#_x0000_t75" style="width:210.8pt;height:151.15pt" o:ole="">
+          <v:shape id="_x0000_i1025" type="#_x0000_t75" style="width:210.75pt;height:151.15pt" o:ole="">
             <v:imagedata r:id="rId14" o:title=""/>
           </v:shape>
-          <o:OLEObject Type="Embed" ProgID="Unknown" ShapeID="_x0000_i1025" DrawAspect="Content" ObjectID="_1822574940" r:id="rId15"/>
+          <o:OLEObject Type="Embed" ProgID="Unknown" ShapeID="_x0000_i1025" DrawAspect="Content" ObjectID="_1826371121" r:id="rId15"/>
         </w:object>
       </w:r>
       <w:r>
@@ -4948,6 +4948,10 @@
 </file>
 
 <file path=customXml/item1.xml><?xml version="1.0" encoding="utf-8"?>
+<b:Sources xmlns:b="http://schemas.openxmlformats.org/officeDocument/2006/bibliography" xmlns="http://schemas.openxmlformats.org/officeDocument/2006/bibliography" SelectedStyle="\APASixthEditionOfficeOnline.xsl" StyleName="APA" Version="6"/>
+</file>
+
+<file path=customXml/item2.xml><?xml version="1.0" encoding="utf-8"?>
 <ct:contentTypeSchema xmlns:ct="http://schemas.microsoft.com/office/2006/metadata/contentType" xmlns:ma="http://schemas.microsoft.com/office/2006/metadata/properties/metaAttributes" ct:_="" ma:_="" ma:contentTypeName="Document" ma:contentTypeID="0x010100AA7823898AD2AC4989D6AED8FED2BA94" ma:contentTypeVersion="0" ma:contentTypeDescription="Create a new document." ma:contentTypeScope="" ma:versionID="9f8eaa37e7f8459d491823df8b47aaa3">
   <xsd:schema xmlns:xsd="http://www.w3.org/2001/XMLSchema" xmlns:xs="http://www.w3.org/2001/XMLSchema" xmlns:p="http://schemas.microsoft.com/office/2006/metadata/properties" xmlns:ns2="e6d1b590-469f-4cf9-81b4-5482a85ae5aa" targetNamespace="http://schemas.microsoft.com/office/2006/metadata/properties" ma:root="true" ma:fieldsID="6a15d7beb7d14f89135d7352f2f97466" ns2:_="">
     <xsd:import namespace="e6d1b590-469f-4cf9-81b4-5482a85ae5aa"/>
@@ -5092,11 +5096,28 @@
 </ct:contentTypeSchema>
 </file>
 
-<file path=customXml/item2.xml><?xml version="1.0" encoding="utf-8"?>
-<b:Sources xmlns:b="http://schemas.openxmlformats.org/officeDocument/2006/bibliography" xmlns="http://schemas.openxmlformats.org/officeDocument/2006/bibliography" SelectedStyle="\APASixthEditionOfficeOnline.xsl" StyleName="APA" Version="6"/>
+<file path=customXml/item3.xml><?xml version="1.0" encoding="utf-8"?>
+<p:properties xmlns:p="http://schemas.microsoft.com/office/2006/metadata/properties" xmlns:xsi="http://www.w3.org/2001/XMLSchema-instance" xmlns:pc="http://schemas.microsoft.com/office/infopath/2007/PartnerControls">
+  <documentManagement>
+    <_dlc_DocId xmlns="e6d1b590-469f-4cf9-81b4-5482a85ae5aa">SZSFR2TFPVYM-1963693259-38</_dlc_DocId>
+    <_dlc_DocIdUrl xmlns="e6d1b590-469f-4cf9-81b4-5482a85ae5aa">
+      <Url>https://rp-sp.rp.edu.sg/sites/LCMS_30b5395f-5985-eb11-8148-5cb901e2ac00/_layouts/15/DocIdRedir.aspx?ID=SZSFR2TFPVYM-1963693259-38</Url>
+      <Description>SZSFR2TFPVYM-1963693259-38</Description>
+    </_dlc_DocIdUrl>
+  </documentManagement>
+</p:properties>
 </file>
 
-<file path=customXml/item3.xml><?xml version="1.0" encoding="utf-8"?>
+<file path=customXml/item4.xml><?xml version="1.0" encoding="utf-8"?>
+<?mso-contentType ?>
+<FormTemplates xmlns="http://schemas.microsoft.com/sharepoint/v3/contenttype/forms">
+  <Display>DocumentLibraryForm</Display>
+  <Edit>DocumentLibraryForm</Edit>
+  <New>DocumentLibraryForm</New>
+</FormTemplates>
+</file>
+
+<file path=customXml/item5.xml><?xml version="1.0" encoding="utf-8"?>
 <?mso-contentType ?>
 <spe:Receivers xmlns:spe="http://schemas.microsoft.com/sharepoint/events">
   <Receiver>
@@ -5146,28 +5167,15 @@
 </spe:Receivers>
 </file>
 
-<file path=customXml/item4.xml><?xml version="1.0" encoding="utf-8"?>
-<?mso-contentType ?>
-<FormTemplates xmlns="http://schemas.microsoft.com/sharepoint/v3/contenttype/forms">
-  <Display>DocumentLibraryForm</Display>
-  <Edit>DocumentLibraryForm</Edit>
-  <New>DocumentLibraryForm</New>
-</FormTemplates>
+<file path=customXml/itemProps1.xml><?xml version="1.0" encoding="utf-8"?>
+<ds:datastoreItem xmlns:ds="http://schemas.openxmlformats.org/officeDocument/2006/customXml" ds:itemID="{2D17A9CC-1020-4B35-B3DF-C46A1BBED56F}">
+  <ds:schemaRefs>
+    <ds:schemaRef ds:uri="http://schemas.openxmlformats.org/officeDocument/2006/bibliography"/>
+  </ds:schemaRefs>
+</ds:datastoreItem>
 </file>
 
-<file path=customXml/item5.xml><?xml version="1.0" encoding="utf-8"?>
-<p:properties xmlns:p="http://schemas.microsoft.com/office/2006/metadata/properties" xmlns:xsi="http://www.w3.org/2001/XMLSchema-instance" xmlns:pc="http://schemas.microsoft.com/office/infopath/2007/PartnerControls">
-  <documentManagement>
-    <_dlc_DocId xmlns="e6d1b590-469f-4cf9-81b4-5482a85ae5aa">SZSFR2TFPVYM-1963693259-38</_dlc_DocId>
-    <_dlc_DocIdUrl xmlns="e6d1b590-469f-4cf9-81b4-5482a85ae5aa">
-      <Url>https://rp-sp.rp.edu.sg/sites/LCMS_30b5395f-5985-eb11-8148-5cb901e2ac00/_layouts/15/DocIdRedir.aspx?ID=SZSFR2TFPVYM-1963693259-38</Url>
-      <Description>SZSFR2TFPVYM-1963693259-38</Description>
-    </_dlc_DocIdUrl>
-  </documentManagement>
-</p:properties>
-</file>
-
-<file path=customXml/itemProps1.xml><?xml version="1.0" encoding="utf-8"?>
+<file path=customXml/itemProps2.xml><?xml version="1.0" encoding="utf-8"?>
 <ds:datastoreItem xmlns:ds="http://schemas.openxmlformats.org/officeDocument/2006/customXml" ds:itemID="{B2761E7D-62FC-4051-82BE-5A2591086C5C}">
   <ds:schemaRefs>
     <ds:schemaRef ds:uri="http://schemas.microsoft.com/office/2006/metadata/contentType"/>
@@ -5185,18 +5193,12 @@
 </ds:datastoreItem>
 </file>
 
-<file path=customXml/itemProps2.xml><?xml version="1.0" encoding="utf-8"?>
-<ds:datastoreItem xmlns:ds="http://schemas.openxmlformats.org/officeDocument/2006/customXml" ds:itemID="{2D17A9CC-1020-4B35-B3DF-C46A1BBED56F}">
+<file path=customXml/itemProps3.xml><?xml version="1.0" encoding="utf-8"?>
+<ds:datastoreItem xmlns:ds="http://schemas.openxmlformats.org/officeDocument/2006/customXml" ds:itemID="{BD579167-B7D2-4F69-91ED-B22CAE3D3869}">
   <ds:schemaRefs>
-    <ds:schemaRef ds:uri="http://schemas.openxmlformats.org/officeDocument/2006/bibliography"/>
-  </ds:schemaRefs>
-</ds:datastoreItem>
-</file>
-
-<file path=customXml/itemProps3.xml><?xml version="1.0" encoding="utf-8"?>
-<ds:datastoreItem xmlns:ds="http://schemas.openxmlformats.org/officeDocument/2006/customXml" ds:itemID="{828217AD-D9C7-46E4-9C2D-08C2749DC423}">
-  <ds:schemaRefs>
-    <ds:schemaRef ds:uri="http://schemas.microsoft.com/sharepoint/events"/>
+    <ds:schemaRef ds:uri="http://schemas.microsoft.com/office/2006/metadata/properties"/>
+    <ds:schemaRef ds:uri="http://schemas.microsoft.com/office/infopath/2007/PartnerControls"/>
+    <ds:schemaRef ds:uri="e6d1b590-469f-4cf9-81b4-5482a85ae5aa"/>
   </ds:schemaRefs>
 </ds:datastoreItem>
 </file>
@@ -5210,11 +5212,9 @@
 </file>
 
 <file path=customXml/itemProps5.xml><?xml version="1.0" encoding="utf-8"?>
-<ds:datastoreItem xmlns:ds="http://schemas.openxmlformats.org/officeDocument/2006/customXml" ds:itemID="{BD579167-B7D2-4F69-91ED-B22CAE3D3869}">
+<ds:datastoreItem xmlns:ds="http://schemas.openxmlformats.org/officeDocument/2006/customXml" ds:itemID="{828217AD-D9C7-46E4-9C2D-08C2749DC423}">
   <ds:schemaRefs>
-    <ds:schemaRef ds:uri="http://schemas.microsoft.com/office/2006/metadata/properties"/>
-    <ds:schemaRef ds:uri="http://schemas.microsoft.com/office/infopath/2007/PartnerControls"/>
-    <ds:schemaRef ds:uri="e6d1b590-469f-4cf9-81b4-5482a85ae5aa"/>
+    <ds:schemaRef ds:uri="http://schemas.microsoft.com/sharepoint/events"/>
   </ds:schemaRefs>
 </ds:datastoreItem>
 </file>

--- a/documents/Website C390.docx
+++ b/documents/Website C390.docx
@@ -387,17 +387,8 @@
           <w:i/>
           <w:color w:val="EE0000"/>
         </w:rPr>
-        <w:t xml:space="preserve">understanding how websites </w:t>
-      </w:r>
-      <w:proofErr w:type="gramStart"/>
-      <w:r>
-        <w:rPr>
-          <w:i/>
-          <w:color w:val="EE0000"/>
-        </w:rPr>
-        <w:t>operates</w:t>
-      </w:r>
-      <w:proofErr w:type="gramEnd"/>
+        <w:t>understanding how websites operate</w:t>
+      </w:r>
       <w:r>
         <w:rPr>
           <w:i/>
@@ -1179,22 +1170,7 @@
           <w:i/>
           <w:color w:val="EE0000"/>
         </w:rPr>
-        <w:t>Navbar: Rubik Doodle Shadow</w:t>
-      </w:r>
-    </w:p>
-    <w:p>
-      <w:pPr>
-        <w:rPr>
-          <w:i/>
-          <w:color w:val="EE0000"/>
-        </w:rPr>
-      </w:pPr>
-      <w:r>
-        <w:rPr>
-          <w:i/>
-          <w:color w:val="EE0000"/>
-        </w:rPr>
-        <w:t>Text: Nunito</w:t>
+        <w:t>Nunito</w:t>
       </w:r>
     </w:p>
     <w:p>
@@ -1318,36 +1294,6 @@
           <w:i/>
           <w:color w:val="EE0000"/>
         </w:rPr>
-        <w:t>Quote Box:</w:t>
-      </w:r>
-    </w:p>
-    <w:p>
-      <w:pPr>
-        <w:rPr>
-          <w:i/>
-          <w:color w:val="EE0000"/>
-        </w:rPr>
-      </w:pPr>
-      <w:r>
-        <w:rPr>
-          <w:i/>
-          <w:color w:val="EE0000"/>
-        </w:rPr>
-        <w:t>Poppins</w:t>
-      </w:r>
-    </w:p>
-    <w:p>
-      <w:pPr>
-        <w:rPr>
-          <w:i/>
-          <w:color w:val="EE0000"/>
-        </w:rPr>
-      </w:pPr>
-      <w:r>
-        <w:rPr>
-          <w:i/>
-          <w:color w:val="EE0000"/>
-        </w:rPr>
         <w:t>Python link box</w:t>
       </w:r>
       <w:r>
@@ -1523,6 +1469,42 @@
       <w:pPr>
         <w:rPr>
           <w:b/>
+          <w:i/>
+          <w:color w:val="FF0000"/>
+        </w:rPr>
+      </w:pPr>
+    </w:p>
+    <w:p>
+      <w:pPr>
+        <w:rPr>
+          <w:b/>
+          <w:i/>
+          <w:color w:val="FF0000"/>
+        </w:rPr>
+      </w:pPr>
+    </w:p>
+    <w:p>
+      <w:pPr>
+        <w:rPr>
+          <w:b/>
+          <w:i/>
+          <w:color w:val="FF0000"/>
+        </w:rPr>
+      </w:pPr>
+    </w:p>
+    <w:p>
+      <w:pPr>
+        <w:rPr>
+          <w:b/>
+          <w:i/>
+          <w:color w:val="FF0000"/>
+        </w:rPr>
+      </w:pPr>
+    </w:p>
+    <w:p>
+      <w:pPr>
+        <w:rPr>
+          <w:b/>
           <w:lang w:val="en-US"/>
         </w:rPr>
       </w:pPr>
@@ -1532,7 +1514,6 @@
           <w:noProof/>
           <w:lang w:val="en-US"/>
         </w:rPr>
-        <w:lastRenderedPageBreak/>
         <mc:AlternateContent>
           <mc:Choice Requires="wps">
             <w:drawing>
@@ -1742,77 +1723,7 @@
         <mc:AlternateContent>
           <mc:Choice Requires="wps">
             <w:drawing>
-              <wp:anchor distT="0" distB="0" distL="114300" distR="114300" simplePos="0" relativeHeight="251657214" behindDoc="0" locked="0" layoutInCell="1" allowOverlap="1" wp14:anchorId="10626ABC" wp14:editId="2AA564B2">
-                <wp:simplePos x="0" y="0"/>
-                <wp:positionH relativeFrom="column">
-                  <wp:posOffset>3528060</wp:posOffset>
-                </wp:positionH>
-                <wp:positionV relativeFrom="paragraph">
-                  <wp:posOffset>34018</wp:posOffset>
-                </wp:positionV>
-                <wp:extent cx="0" cy="495300"/>
-                <wp:effectExtent l="19050" t="0" r="19050" b="19050"/>
-                <wp:wrapNone/>
-                <wp:docPr id="19" name="Straight Connector 19"/>
-                <wp:cNvGraphicFramePr/>
-                <a:graphic xmlns:a="http://schemas.openxmlformats.org/drawingml/2006/main">
-                  <a:graphicData uri="http://schemas.microsoft.com/office/word/2010/wordprocessingShape">
-                    <wps:wsp>
-                      <wps:cNvCnPr/>
-                      <wps:spPr>
-                        <a:xfrm>
-                          <a:off x="0" y="0"/>
-                          <a:ext cx="0" cy="495300"/>
-                        </a:xfrm>
-                        <a:prstGeom prst="line">
-                          <a:avLst/>
-                        </a:prstGeom>
-                        <a:ln w="28575">
-                          <a:solidFill>
-                            <a:srgbClr val="FFC000"/>
-                          </a:solidFill>
-                        </a:ln>
-                      </wps:spPr>
-                      <wps:style>
-                        <a:lnRef idx="1">
-                          <a:schemeClr val="accent1"/>
-                        </a:lnRef>
-                        <a:fillRef idx="0">
-                          <a:schemeClr val="accent1"/>
-                        </a:fillRef>
-                        <a:effectRef idx="0">
-                          <a:schemeClr val="accent1"/>
-                        </a:effectRef>
-                        <a:fontRef idx="minor">
-                          <a:schemeClr val="tx1"/>
-                        </a:fontRef>
-                      </wps:style>
-                      <wps:bodyPr/>
-                    </wps:wsp>
-                  </a:graphicData>
-                </a:graphic>
-              </wp:anchor>
-            </w:drawing>
-          </mc:Choice>
-          <mc:Fallback>
-            <w:pict>
-              <v:line w14:anchorId="072DAF99" id="Straight Connector 19" o:spid="_x0000_s1026" style="position:absolute;z-index:251657214;visibility:visible;mso-wrap-style:square;mso-wrap-distance-left:9pt;mso-wrap-distance-top:0;mso-wrap-distance-right:9pt;mso-wrap-distance-bottom:0;mso-position-horizontal:absolute;mso-position-horizontal-relative:text;mso-position-vertical:absolute;mso-position-vertical-relative:text" from="277.8pt,2.7pt" to="277.8pt,41.7pt" o:gfxdata="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" strokecolor="#ffc000" strokeweight="2.25pt">
-                <v:stroke joinstyle="miter"/>
-              </v:line>
-            </w:pict>
-          </mc:Fallback>
-        </mc:AlternateContent>
-      </w:r>
-      <w:r>
-        <w:rPr>
-          <w:b/>
-          <w:noProof/>
-          <w:lang w:val="en-US"/>
-        </w:rPr>
-        <mc:AlternateContent>
-          <mc:Choice Requires="wps">
-            <w:drawing>
-              <wp:anchor distT="0" distB="0" distL="114300" distR="114300" simplePos="0" relativeHeight="251692032" behindDoc="0" locked="0" layoutInCell="1" allowOverlap="1" wp14:anchorId="2614D58F" wp14:editId="0851A113">
+              <wp:anchor distT="0" distB="0" distL="114300" distR="114300" simplePos="0" relativeHeight="251692032" behindDoc="0" locked="0" layoutInCell="1" allowOverlap="1" wp14:anchorId="2614D58F" wp14:editId="74FBA549">
                 <wp:simplePos x="0" y="0"/>
                 <wp:positionH relativeFrom="column">
                   <wp:posOffset>814705</wp:posOffset>
@@ -1866,7 +1777,7 @@
           </mc:Choice>
           <mc:Fallback>
             <w:pict>
-              <v:line w14:anchorId="021996DF" id="Straight Connector 23" o:spid="_x0000_s1026" style="position:absolute;z-index:251692032;visibility:visible;mso-wrap-style:square;mso-wrap-distance-left:9pt;mso-wrap-distance-top:0;mso-wrap-distance-right:9pt;mso-wrap-distance-bottom:0;mso-position-horizontal:absolute;mso-position-horizontal-relative:text;mso-position-vertical:absolute;mso-position-vertical-relative:text" from="64.15pt,4.4pt" to="64.15pt,43.4pt" o:gfxdata="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" strokecolor="#ffc000" strokeweight="2.25pt">
+              <v:line w14:anchorId="60CC9257" id="Straight Connector 23" o:spid="_x0000_s1026" style="position:absolute;z-index:251692032;visibility:visible;mso-wrap-style:square;mso-wrap-distance-left:9pt;mso-wrap-distance-top:0;mso-wrap-distance-right:9pt;mso-wrap-distance-bottom:0;mso-position-horizontal:absolute;mso-position-horizontal-relative:text;mso-position-vertical:absolute;mso-position-vertical-relative:text" from="64.15pt,4.4pt" to="64.15pt,43.4pt" o:gfxdata="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" strokecolor="#ffc000" strokeweight="2.25pt">
                 <v:stroke joinstyle="miter"/>
               </v:line>
             </w:pict>
@@ -1952,83 +1863,7 @@
         <mc:AlternateContent>
           <mc:Choice Requires="wps">
             <w:drawing>
-              <wp:anchor distT="0" distB="0" distL="114300" distR="114300" simplePos="0" relativeHeight="251687936" behindDoc="0" locked="0" layoutInCell="1" allowOverlap="1" wp14:anchorId="0E6D12AA" wp14:editId="0971BA9C">
-                <wp:simplePos x="0" y="0"/>
-                <wp:positionH relativeFrom="column">
-                  <wp:posOffset>800100</wp:posOffset>
-                </wp:positionH>
-                <wp:positionV relativeFrom="paragraph">
-                  <wp:posOffset>45084</wp:posOffset>
-                </wp:positionV>
-                <wp:extent cx="2738483" cy="4899"/>
-                <wp:effectExtent l="19050" t="19050" r="24130" b="33655"/>
-                <wp:wrapNone/>
-                <wp:docPr id="17" name="Straight Connector 17"/>
-                <wp:cNvGraphicFramePr/>
-                <a:graphic xmlns:a="http://schemas.openxmlformats.org/drawingml/2006/main">
-                  <a:graphicData uri="http://schemas.microsoft.com/office/word/2010/wordprocessingShape">
-                    <wps:wsp>
-                      <wps:cNvCnPr/>
-                      <wps:spPr>
-                        <a:xfrm>
-                          <a:off x="0" y="0"/>
-                          <a:ext cx="2738483" cy="4899"/>
-                        </a:xfrm>
-                        <a:prstGeom prst="line">
-                          <a:avLst/>
-                        </a:prstGeom>
-                        <a:ln w="28575">
-                          <a:solidFill>
-                            <a:srgbClr val="FFC000"/>
-                          </a:solidFill>
-                        </a:ln>
-                      </wps:spPr>
-                      <wps:style>
-                        <a:lnRef idx="1">
-                          <a:schemeClr val="accent1"/>
-                        </a:lnRef>
-                        <a:fillRef idx="0">
-                          <a:schemeClr val="accent1"/>
-                        </a:fillRef>
-                        <a:effectRef idx="0">
-                          <a:schemeClr val="accent1"/>
-                        </a:effectRef>
-                        <a:fontRef idx="minor">
-                          <a:schemeClr val="tx1"/>
-                        </a:fontRef>
-                      </wps:style>
-                      <wps:bodyPr/>
-                    </wps:wsp>
-                  </a:graphicData>
-                </a:graphic>
-                <wp14:sizeRelH relativeFrom="margin">
-                  <wp14:pctWidth>0</wp14:pctWidth>
-                </wp14:sizeRelH>
-                <wp14:sizeRelV relativeFrom="margin">
-                  <wp14:pctHeight>0</wp14:pctHeight>
-                </wp14:sizeRelV>
-              </wp:anchor>
-            </w:drawing>
-          </mc:Choice>
-          <mc:Fallback>
-            <w:pict>
-              <v:line w14:anchorId="62287B01" id="Straight Connector 17" o:spid="_x0000_s1026" style="position:absolute;z-index:251687936;visibility:visible;mso-wrap-style:square;mso-width-percent:0;mso-height-percent:0;mso-wrap-distance-left:9pt;mso-wrap-distance-top:0;mso-wrap-distance-right:9pt;mso-wrap-distance-bottom:0;mso-position-horizontal:absolute;mso-position-horizontal-relative:text;mso-position-vertical:absolute;mso-position-vertical-relative:text;mso-width-percent:0;mso-height-percent:0;mso-width-relative:margin;mso-height-relative:margin" from="63pt,3.55pt" to="278.65pt,3.95pt" o:gfxdata="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" strokecolor="#ffc000" strokeweight="2.25pt">
-                <v:stroke joinstyle="miter"/>
-              </v:line>
-            </w:pict>
-          </mc:Fallback>
-        </mc:AlternateContent>
-      </w:r>
-      <w:r>
-        <w:rPr>
-          <w:b/>
-          <w:noProof/>
-          <w:lang w:val="en-US"/>
-        </w:rPr>
-        <mc:AlternateContent>
-          <mc:Choice Requires="wps">
-            <w:drawing>
-              <wp:anchor distT="0" distB="0" distL="114300" distR="114300" simplePos="0" relativeHeight="251693056" behindDoc="0" locked="0" layoutInCell="1" allowOverlap="1" wp14:anchorId="6B10A4A6" wp14:editId="7889540F">
+              <wp:anchor distT="0" distB="0" distL="114300" distR="114300" simplePos="0" relativeHeight="251693056" behindDoc="0" locked="0" layoutInCell="1" allowOverlap="1" wp14:anchorId="6B10A4A6" wp14:editId="3D30EFEB">
                 <wp:simplePos x="0" y="0"/>
                 <wp:positionH relativeFrom="column">
                   <wp:posOffset>434975</wp:posOffset>
@@ -2260,119 +2095,7 @@
         <mc:AlternateContent>
           <mc:Choice Requires="wps">
             <w:drawing>
-              <wp:anchor distT="0" distB="0" distL="114300" distR="114300" simplePos="0" relativeHeight="251665408" behindDoc="0" locked="0" layoutInCell="1" allowOverlap="1" wp14:anchorId="7B841DFD" wp14:editId="167F7E5B">
-                <wp:simplePos x="0" y="0"/>
-                <wp:positionH relativeFrom="column">
-                  <wp:posOffset>3131820</wp:posOffset>
-                </wp:positionH>
-                <wp:positionV relativeFrom="paragraph">
-                  <wp:posOffset>-4445</wp:posOffset>
-                </wp:positionV>
-                <wp:extent cx="815340" cy="609600"/>
-                <wp:effectExtent l="57150" t="38100" r="60960" b="76200"/>
-                <wp:wrapNone/>
-                <wp:docPr id="5" name="Rectangle: Rounded Corners 5"/>
-                <wp:cNvGraphicFramePr/>
-                <a:graphic xmlns:a="http://schemas.openxmlformats.org/drawingml/2006/main">
-                  <a:graphicData uri="http://schemas.microsoft.com/office/word/2010/wordprocessingShape">
-                    <wps:wsp>
-                      <wps:cNvSpPr/>
-                      <wps:spPr>
-                        <a:xfrm>
-                          <a:off x="0" y="0"/>
-                          <a:ext cx="815340" cy="609600"/>
-                        </a:xfrm>
-                        <a:prstGeom prst="roundRect">
-                          <a:avLst/>
-                        </a:prstGeom>
-                      </wps:spPr>
-                      <wps:style>
-                        <a:lnRef idx="0">
-                          <a:schemeClr val="accent2"/>
-                        </a:lnRef>
-                        <a:fillRef idx="3">
-                          <a:schemeClr val="accent2"/>
-                        </a:fillRef>
-                        <a:effectRef idx="3">
-                          <a:schemeClr val="accent2"/>
-                        </a:effectRef>
-                        <a:fontRef idx="minor">
-                          <a:schemeClr val="lt1"/>
-                        </a:fontRef>
-                      </wps:style>
-                      <wps:txbx>
-                        <w:txbxContent>
-                          <w:p>
-                            <w:pPr>
-                              <w:jc w:val="center"/>
-                              <w:rPr>
-                                <w:lang w:val="en-US"/>
-                              </w:rPr>
-                            </w:pPr>
-                            <w:r>
-                              <w:rPr>
-                                <w:lang w:val="en-US"/>
-                              </w:rPr>
-                              <w:t>Contact</w:t>
-                            </w:r>
-                          </w:p>
-                        </w:txbxContent>
-                      </wps:txbx>
-                      <wps:bodyPr rot="0" spcFirstLastPara="0" vertOverflow="overflow" horzOverflow="overflow" vert="horz" wrap="square" lIns="91440" tIns="45720" rIns="91440" bIns="45720" numCol="1" spcCol="0" rtlCol="0" fromWordArt="0" anchor="ctr" anchorCtr="0" forceAA="0" compatLnSpc="1">
-                        <a:prstTxWarp prst="textNoShape">
-                          <a:avLst/>
-                        </a:prstTxWarp>
-                        <a:noAutofit/>
-                      </wps:bodyPr>
-                    </wps:wsp>
-                  </a:graphicData>
-                </a:graphic>
-                <wp14:sizeRelH relativeFrom="margin">
-                  <wp14:pctWidth>0</wp14:pctWidth>
-                </wp14:sizeRelH>
-              </wp:anchor>
-            </w:drawing>
-          </mc:Choice>
-          <mc:Fallback>
-            <w:pict>
-              <v:roundrect w14:anchorId="7B841DFD" id="Rectangle: Rounded Corners 5" o:spid="_x0000_s1029" style="position:absolute;margin-left:246.6pt;margin-top:-.35pt;width:64.2pt;height:48pt;z-index:251665408;visibility:visible;mso-wrap-style:square;mso-width-percent:0;mso-wrap-distance-left:9pt;mso-wrap-distance-top:0;mso-wrap-distance-right:9pt;mso-wrap-distance-bottom:0;mso-position-horizontal:absolute;mso-position-horizontal-relative:text;mso-position-vertical:absolute;mso-position-vertical-relative:text;mso-width-percent:0;mso-width-relative:margin;v-text-anchor:middle" arcsize="10923f" o:gfxdata="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" fillcolor="#ee853d [3029]" stroked="f">
-                <v:fill color2="#ec7a2d [3173]" rotate="t" colors="0 #f18c55;.5 #f67b28;1 #e56b17" focus="100%" type="gradient">
-                  <o:fill v:ext="view" type="gradientUnscaled"/>
-                </v:fill>
-                <v:shadow on="t" color="black" opacity="41287f" offset="0,1.5pt"/>
-                <v:textbox>
-                  <w:txbxContent>
-                    <w:p>
-                      <w:pPr>
-                        <w:jc w:val="center"/>
-                        <w:rPr>
-                          <w:lang w:val="en-US"/>
-                        </w:rPr>
-                      </w:pPr>
-                      <w:r>
-                        <w:rPr>
-                          <w:lang w:val="en-US"/>
-                        </w:rPr>
-                        <w:t>Contact</w:t>
-                      </w:r>
-                    </w:p>
-                  </w:txbxContent>
-                </v:textbox>
-              </v:roundrect>
-            </w:pict>
-          </mc:Fallback>
-        </mc:AlternateContent>
-      </w:r>
-      <w:r>
-        <w:rPr>
-          <w:b/>
-          <w:noProof/>
-          <w:lang w:val="en-US"/>
-        </w:rPr>
-        <mc:AlternateContent>
-          <mc:Choice Requires="wps">
-            <w:drawing>
-              <wp:anchor distT="0" distB="0" distL="114300" distR="114300" simplePos="0" relativeHeight="251663360" behindDoc="0" locked="0" layoutInCell="1" allowOverlap="1" wp14:anchorId="341F1DE2" wp14:editId="28CA431E">
+              <wp:anchor distT="0" distB="0" distL="114300" distR="114300" simplePos="0" relativeHeight="251663360" behindDoc="0" locked="0" layoutInCell="1" allowOverlap="1" wp14:anchorId="341F1DE2" wp14:editId="76244294">
                 <wp:simplePos x="0" y="0"/>
                 <wp:positionH relativeFrom="column">
                   <wp:posOffset>2247900</wp:posOffset>
@@ -2447,7 +2170,7 @@
           </mc:Choice>
           <mc:Fallback>
             <w:pict>
-              <v:roundrect w14:anchorId="341F1DE2" id="Rectangle: Rounded Corners 4" o:spid="_x0000_s1030" style="position:absolute;margin-left:177pt;margin-top:-.35pt;width:63pt;height:48pt;z-index:251663360;visibility:visible;mso-wrap-style:square;mso-width-percent:0;mso-wrap-distance-left:9pt;mso-wrap-distance-top:0;mso-wrap-distance-right:9pt;mso-wrap-distance-bottom:0;mso-position-horizontal:absolute;mso-position-horizontal-relative:text;mso-position-vertical:absolute;mso-position-vertical-relative:text;mso-width-percent:0;mso-width-relative:margin;v-text-anchor:middle" arcsize="10923f" o:gfxdata="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" fillcolor="#ee853d [3029]" stroked="f">
+              <v:roundrect w14:anchorId="341F1DE2" id="Rectangle: Rounded Corners 4" o:spid="_x0000_s1029" style="position:absolute;margin-left:177pt;margin-top:-.35pt;width:63pt;height:48pt;z-index:251663360;visibility:visible;mso-wrap-style:square;mso-width-percent:0;mso-wrap-distance-left:9pt;mso-wrap-distance-top:0;mso-wrap-distance-right:9pt;mso-wrap-distance-bottom:0;mso-position-horizontal:absolute;mso-position-horizontal-relative:text;mso-position-vertical:absolute;mso-position-vertical-relative:text;mso-width-percent:0;mso-width-relative:margin;v-text-anchor:middle" arcsize="10923f" o:gfxdata="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" fillcolor="#ee853d [3029]" stroked="f">
                 <v:fill color2="#ec7a2d [3173]" rotate="t" colors="0 #f18c55;.5 #f67b28;1 #e56b17" focus="100%" type="gradient">
                   <o:fill v:ext="view" type="gradientUnscaled"/>
                 </v:fill>
@@ -2944,7 +2667,7 @@
           </mc:Choice>
           <mc:Fallback>
             <w:pict>
-              <v:roundrect w14:anchorId="26DE4AFB" id="Rectangle: Rounded Corners 8" o:spid="_x0000_s1031" style="position:absolute;margin-left:285pt;margin-top:22.35pt;width:85.5pt;height:37.5pt;z-index:251671552;visibility:visible;mso-wrap-style:square;mso-width-percent:0;mso-height-percent:0;mso-wrap-distance-left:9pt;mso-wrap-distance-top:0;mso-wrap-distance-right:9pt;mso-wrap-distance-bottom:0;mso-position-horizontal:absolute;mso-position-horizontal-relative:text;mso-position-vertical:absolute;mso-position-vertical-relative:text;mso-width-percent:0;mso-height-percent:0;mso-width-relative:margin;mso-height-relative:margin;v-text-anchor:middle" arcsize="10923f" o:gfxdata="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" fillcolor="#ee853d [3029]" stroked="f">
+              <v:roundrect w14:anchorId="26DE4AFB" id="Rectangle: Rounded Corners 8" o:spid="_x0000_s1030" style="position:absolute;margin-left:285pt;margin-top:22.35pt;width:85.5pt;height:37.5pt;z-index:251671552;visibility:visible;mso-wrap-style:square;mso-width-percent:0;mso-height-percent:0;mso-wrap-distance-left:9pt;mso-wrap-distance-top:0;mso-wrap-distance-right:9pt;mso-wrap-distance-bottom:0;mso-position-horizontal:absolute;mso-position-horizontal-relative:text;mso-position-vertical:absolute;mso-position-vertical-relative:text;mso-width-percent:0;mso-height-percent:0;mso-width-relative:margin;mso-height-relative:margin;v-text-anchor:middle" arcsize="10923f" o:gfxdata="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" fillcolor="#ee853d [3029]" stroked="f">
                 <v:fill color2="#ec7a2d [3173]" rotate="t" colors="0 #f18c55;.5 #f67b28;1 #e56b17" focus="100%" type="gradient">
                   <o:fill v:ext="view" type="gradientUnscaled"/>
                 </v:fill>
@@ -3044,7 +2767,7 @@
           </mc:Choice>
           <mc:Fallback>
             <w:pict>
-              <v:roundrect w14:anchorId="6112C5D7" id="Rectangle: Rounded Corners 6" o:spid="_x0000_s1032" style="position:absolute;margin-left:155.25pt;margin-top:19.75pt;width:41.4pt;height:40.1pt;z-index:251667456;visibility:visible;mso-wrap-style:square;mso-height-percent:0;mso-wrap-distance-left:9pt;mso-wrap-distance-top:0;mso-wrap-distance-right:9pt;mso-wrap-distance-bottom:0;mso-position-horizontal:absolute;mso-position-horizontal-relative:text;mso-position-vertical:absolute;mso-position-vertical-relative:text;mso-height-percent:0;mso-height-relative:margin;v-text-anchor:middle" arcsize="10923f" o:gfxdata="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" fillcolor="#ee853d [3029]" stroked="f">
+              <v:roundrect w14:anchorId="6112C5D7" id="Rectangle: Rounded Corners 6" o:spid="_x0000_s1031" style="position:absolute;margin-left:155.25pt;margin-top:19.75pt;width:41.4pt;height:40.1pt;z-index:251667456;visibility:visible;mso-wrap-style:square;mso-height-percent:0;mso-wrap-distance-left:9pt;mso-wrap-distance-top:0;mso-wrap-distance-right:9pt;mso-wrap-distance-bottom:0;mso-position-horizontal:absolute;mso-position-horizontal-relative:text;mso-position-vertical:absolute;mso-position-vertical-relative:text;mso-height-percent:0;mso-height-relative:margin;v-text-anchor:middle" arcsize="10923f" o:gfxdata="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" fillcolor="#ee853d [3029]" stroked="f">
                 <v:fill color2="#ec7a2d [3173]" rotate="t" colors="0 #f18c55;.5 #f67b28;1 #e56b17" focus="100%" type="gradient">
                   <o:fill v:ext="view" type="gradientUnscaled"/>
                 </v:fill>
@@ -3147,7 +2870,7 @@
           </mc:Choice>
           <mc:Fallback>
             <w:pict>
-              <v:roundrect w14:anchorId="4F48A318" id="Rectangle: Rounded Corners 7" o:spid="_x0000_s1033" style="position:absolute;margin-left:204.75pt;margin-top:19.75pt;width:58.85pt;height:43.1pt;z-index:251669504;visibility:visible;mso-wrap-style:square;mso-width-percent:0;mso-height-percent:0;mso-wrap-distance-left:9pt;mso-wrap-distance-top:0;mso-wrap-distance-right:9pt;mso-wrap-distance-bottom:0;mso-position-horizontal:absolute;mso-position-horizontal-relative:text;mso-position-vertical:absolute;mso-position-vertical-relative:text;mso-width-percent:0;mso-height-percent:0;mso-width-relative:margin;mso-height-relative:margin;v-text-anchor:middle" arcsize="10923f" o:gfxdata="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" fillcolor="#ee853d [3029]" stroked="f">
+              <v:roundrect w14:anchorId="4F48A318" id="Rectangle: Rounded Corners 7" o:spid="_x0000_s1032" style="position:absolute;margin-left:204.75pt;margin-top:19.75pt;width:58.85pt;height:43.1pt;z-index:251669504;visibility:visible;mso-wrap-style:square;mso-width-percent:0;mso-height-percent:0;mso-wrap-distance-left:9pt;mso-wrap-distance-top:0;mso-wrap-distance-right:9pt;mso-wrap-distance-bottom:0;mso-position-horizontal:absolute;mso-position-horizontal-relative:text;mso-position-vertical:absolute;mso-position-vertical-relative:text;mso-width-percent:0;mso-height-percent:0;mso-width-relative:margin;mso-height-relative:margin;v-text-anchor:middle" arcsize="10923f" o:gfxdata="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" fillcolor="#ee853d [3029]" stroked="f">
                 <v:fill color2="#ec7a2d [3173]" rotate="t" colors="0 #f18c55;.5 #f67b28;1 #e56b17" focus="100%" type="gradient">
                   <o:fill v:ext="view" type="gradientUnscaled"/>
                 </v:fill>
@@ -3486,10 +3209,10 @@
             <v:path o:extrusionok="f" gradientshapeok="t" o:connecttype="rect"/>
             <o:lock v:ext="edit" aspectratio="t"/>
           </v:shapetype>
-          <v:shape id="_x0000_i1025" type="#_x0000_t75" style="width:210.75pt;height:151.15pt" o:ole="">
+          <v:shape id="_x0000_i1025" type="#_x0000_t75" style="width:210.7pt;height:151.25pt" o:ole="">
             <v:imagedata r:id="rId14" o:title=""/>
           </v:shape>
-          <o:OLEObject Type="Embed" ProgID="Unknown" ShapeID="_x0000_i1025" DrawAspect="Content" ObjectID="_1826371121" r:id="rId15"/>
+          <o:OLEObject Type="Embed" ProgID="Unknown" ShapeID="_x0000_i1025" DrawAspect="Content" ObjectID="_1826872211" r:id="rId15"/>
         </w:object>
       </w:r>
       <w:r>
@@ -3966,7 +3689,7 @@
               <v:stroke joinstyle="miter"/>
               <v:path gradientshapeok="t" o:connecttype="rect"/>
             </v:shapetype>
-            <v:shape id="MSIPCM24e2496a9f51f0c20e5c368a" o:spid="_x0000_s1034" type="#_x0000_t202" alt="{&quot;HashCode&quot;:-574504238,&quot;Height&quot;:841.0,&quot;Width&quot;:595.0,&quot;Placement&quot;:&quot;Header&quot;,&quot;Index&quot;:&quot;Primary&quot;,&quot;Section&quot;:1,&quot;Top&quot;:0.0,&quot;Left&quot;:0.0}" style="position:absolute;margin-left:0;margin-top:15pt;width:595.3pt;height:21.5pt;z-index:251659264;visibility:visible;mso-wrap-style:square;mso-wrap-distance-left:9pt;mso-wrap-distance-top:0;mso-wrap-distance-right:9pt;mso-wrap-distance-bottom:0;mso-position-horizontal:absolute;mso-position-horizontal-relative:page;mso-position-vertical:absolute;mso-position-vertical-relative:page;v-text-anchor:top" o:gfxdata="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" o:allowincell="f" filled="f" stroked="f" strokeweight=".5pt">
+            <v:shape id="MSIPCM24e2496a9f51f0c20e5c368a" o:spid="_x0000_s1033" type="#_x0000_t202" alt="{&quot;HashCode&quot;:-574504238,&quot;Height&quot;:841.0,&quot;Width&quot;:595.0,&quot;Placement&quot;:&quot;Header&quot;,&quot;Index&quot;:&quot;Primary&quot;,&quot;Section&quot;:1,&quot;Top&quot;:0.0,&quot;Left&quot;:0.0}" style="position:absolute;margin-left:0;margin-top:15pt;width:595.3pt;height:21.5pt;z-index:251659264;visibility:visible;mso-wrap-style:square;mso-wrap-distance-left:9pt;mso-wrap-distance-top:0;mso-wrap-distance-right:9pt;mso-wrap-distance-bottom:0;mso-position-horizontal:absolute;mso-position-horizontal-relative:page;mso-position-vertical:absolute;mso-position-vertical-relative:page;v-text-anchor:top" o:gfxdata="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" o:allowincell="f" filled="f" stroked="f" strokeweight=".5pt">
               <v:textbox inset=",0,,0">
                 <w:txbxContent>
                   <w:p>
@@ -4948,10 +4671,6 @@
 </file>
 
 <file path=customXml/item1.xml><?xml version="1.0" encoding="utf-8"?>
-<b:Sources xmlns:b="http://schemas.openxmlformats.org/officeDocument/2006/bibliography" xmlns="http://schemas.openxmlformats.org/officeDocument/2006/bibliography" SelectedStyle="\APASixthEditionOfficeOnline.xsl" StyleName="APA" Version="6"/>
-</file>
-
-<file path=customXml/item2.xml><?xml version="1.0" encoding="utf-8"?>
 <ct:contentTypeSchema xmlns:ct="http://schemas.microsoft.com/office/2006/metadata/contentType" xmlns:ma="http://schemas.microsoft.com/office/2006/metadata/properties/metaAttributes" ct:_="" ma:_="" ma:contentTypeName="Document" ma:contentTypeID="0x010100AA7823898AD2AC4989D6AED8FED2BA94" ma:contentTypeVersion="0" ma:contentTypeDescription="Create a new document." ma:contentTypeScope="" ma:versionID="9f8eaa37e7f8459d491823df8b47aaa3">
   <xsd:schema xmlns:xsd="http://www.w3.org/2001/XMLSchema" xmlns:xs="http://www.w3.org/2001/XMLSchema" xmlns:p="http://schemas.microsoft.com/office/2006/metadata/properties" xmlns:ns2="e6d1b590-469f-4cf9-81b4-5482a85ae5aa" targetNamespace="http://schemas.microsoft.com/office/2006/metadata/properties" ma:root="true" ma:fieldsID="6a15d7beb7d14f89135d7352f2f97466" ns2:_="">
     <xsd:import namespace="e6d1b590-469f-4cf9-81b4-5482a85ae5aa"/>
@@ -5096,28 +4815,11 @@
 </ct:contentTypeSchema>
 </file>
 
-<file path=customXml/item3.xml><?xml version="1.0" encoding="utf-8"?>
-<p:properties xmlns:p="http://schemas.microsoft.com/office/2006/metadata/properties" xmlns:xsi="http://www.w3.org/2001/XMLSchema-instance" xmlns:pc="http://schemas.microsoft.com/office/infopath/2007/PartnerControls">
-  <documentManagement>
-    <_dlc_DocId xmlns="e6d1b590-469f-4cf9-81b4-5482a85ae5aa">SZSFR2TFPVYM-1963693259-38</_dlc_DocId>
-    <_dlc_DocIdUrl xmlns="e6d1b590-469f-4cf9-81b4-5482a85ae5aa">
-      <Url>https://rp-sp.rp.edu.sg/sites/LCMS_30b5395f-5985-eb11-8148-5cb901e2ac00/_layouts/15/DocIdRedir.aspx?ID=SZSFR2TFPVYM-1963693259-38</Url>
-      <Description>SZSFR2TFPVYM-1963693259-38</Description>
-    </_dlc_DocIdUrl>
-  </documentManagement>
-</p:properties>
+<file path=customXml/item2.xml><?xml version="1.0" encoding="utf-8"?>
+<b:Sources xmlns:b="http://schemas.openxmlformats.org/officeDocument/2006/bibliography" xmlns="http://schemas.openxmlformats.org/officeDocument/2006/bibliography" SelectedStyle="\APASixthEditionOfficeOnline.xsl" StyleName="APA" Version="6"/>
 </file>
 
-<file path=customXml/item4.xml><?xml version="1.0" encoding="utf-8"?>
-<?mso-contentType ?>
-<FormTemplates xmlns="http://schemas.microsoft.com/sharepoint/v3/contenttype/forms">
-  <Display>DocumentLibraryForm</Display>
-  <Edit>DocumentLibraryForm</Edit>
-  <New>DocumentLibraryForm</New>
-</FormTemplates>
-</file>
-
-<file path=customXml/item5.xml><?xml version="1.0" encoding="utf-8"?>
+<file path=customXml/item3.xml><?xml version="1.0" encoding="utf-8"?>
 <?mso-contentType ?>
 <spe:Receivers xmlns:spe="http://schemas.microsoft.com/sharepoint/events">
   <Receiver>
@@ -5167,15 +4869,28 @@
 </spe:Receivers>
 </file>
 
-<file path=customXml/itemProps1.xml><?xml version="1.0" encoding="utf-8"?>
-<ds:datastoreItem xmlns:ds="http://schemas.openxmlformats.org/officeDocument/2006/customXml" ds:itemID="{2D17A9CC-1020-4B35-B3DF-C46A1BBED56F}">
-  <ds:schemaRefs>
-    <ds:schemaRef ds:uri="http://schemas.openxmlformats.org/officeDocument/2006/bibliography"/>
-  </ds:schemaRefs>
-</ds:datastoreItem>
+<file path=customXml/item4.xml><?xml version="1.0" encoding="utf-8"?>
+<?mso-contentType ?>
+<FormTemplates xmlns="http://schemas.microsoft.com/sharepoint/v3/contenttype/forms">
+  <Display>DocumentLibraryForm</Display>
+  <Edit>DocumentLibraryForm</Edit>
+  <New>DocumentLibraryForm</New>
+</FormTemplates>
 </file>
 
-<file path=customXml/itemProps2.xml><?xml version="1.0" encoding="utf-8"?>
+<file path=customXml/item5.xml><?xml version="1.0" encoding="utf-8"?>
+<p:properties xmlns:p="http://schemas.microsoft.com/office/2006/metadata/properties" xmlns:xsi="http://www.w3.org/2001/XMLSchema-instance" xmlns:pc="http://schemas.microsoft.com/office/infopath/2007/PartnerControls">
+  <documentManagement>
+    <_dlc_DocId xmlns="e6d1b590-469f-4cf9-81b4-5482a85ae5aa">SZSFR2TFPVYM-1963693259-38</_dlc_DocId>
+    <_dlc_DocIdUrl xmlns="e6d1b590-469f-4cf9-81b4-5482a85ae5aa">
+      <Url>https://rp-sp.rp.edu.sg/sites/LCMS_30b5395f-5985-eb11-8148-5cb901e2ac00/_layouts/15/DocIdRedir.aspx?ID=SZSFR2TFPVYM-1963693259-38</Url>
+      <Description>SZSFR2TFPVYM-1963693259-38</Description>
+    </_dlc_DocIdUrl>
+  </documentManagement>
+</p:properties>
+</file>
+
+<file path=customXml/itemProps1.xml><?xml version="1.0" encoding="utf-8"?>
 <ds:datastoreItem xmlns:ds="http://schemas.openxmlformats.org/officeDocument/2006/customXml" ds:itemID="{B2761E7D-62FC-4051-82BE-5A2591086C5C}">
   <ds:schemaRefs>
     <ds:schemaRef ds:uri="http://schemas.microsoft.com/office/2006/metadata/contentType"/>
@@ -5193,12 +4908,18 @@
 </ds:datastoreItem>
 </file>
 
+<file path=customXml/itemProps2.xml><?xml version="1.0" encoding="utf-8"?>
+<ds:datastoreItem xmlns:ds="http://schemas.openxmlformats.org/officeDocument/2006/customXml" ds:itemID="{2D17A9CC-1020-4B35-B3DF-C46A1BBED56F}">
+  <ds:schemaRefs>
+    <ds:schemaRef ds:uri="http://schemas.openxmlformats.org/officeDocument/2006/bibliography"/>
+  </ds:schemaRefs>
+</ds:datastoreItem>
+</file>
+
 <file path=customXml/itemProps3.xml><?xml version="1.0" encoding="utf-8"?>
-<ds:datastoreItem xmlns:ds="http://schemas.openxmlformats.org/officeDocument/2006/customXml" ds:itemID="{BD579167-B7D2-4F69-91ED-B22CAE3D3869}">
+<ds:datastoreItem xmlns:ds="http://schemas.openxmlformats.org/officeDocument/2006/customXml" ds:itemID="{828217AD-D9C7-46E4-9C2D-08C2749DC423}">
   <ds:schemaRefs>
-    <ds:schemaRef ds:uri="http://schemas.microsoft.com/office/2006/metadata/properties"/>
-    <ds:schemaRef ds:uri="http://schemas.microsoft.com/office/infopath/2007/PartnerControls"/>
-    <ds:schemaRef ds:uri="e6d1b590-469f-4cf9-81b4-5482a85ae5aa"/>
+    <ds:schemaRef ds:uri="http://schemas.microsoft.com/sharepoint/events"/>
   </ds:schemaRefs>
 </ds:datastoreItem>
 </file>
@@ -5212,9 +4933,11 @@
 </file>
 
 <file path=customXml/itemProps5.xml><?xml version="1.0" encoding="utf-8"?>
-<ds:datastoreItem xmlns:ds="http://schemas.openxmlformats.org/officeDocument/2006/customXml" ds:itemID="{828217AD-D9C7-46E4-9C2D-08C2749DC423}">
+<ds:datastoreItem xmlns:ds="http://schemas.openxmlformats.org/officeDocument/2006/customXml" ds:itemID="{BD579167-B7D2-4F69-91ED-B22CAE3D3869}">
   <ds:schemaRefs>
-    <ds:schemaRef ds:uri="http://schemas.microsoft.com/sharepoint/events"/>
+    <ds:schemaRef ds:uri="http://schemas.microsoft.com/office/2006/metadata/properties"/>
+    <ds:schemaRef ds:uri="http://schemas.microsoft.com/office/infopath/2007/PartnerControls"/>
+    <ds:schemaRef ds:uri="e6d1b590-469f-4cf9-81b4-5482a85ae5aa"/>
   </ds:schemaRefs>
 </ds:datastoreItem>
 </file>

--- a/documents/Website C390.docx
+++ b/documents/Website C390.docx
@@ -1285,51 +1285,6 @@
     <w:p>
       <w:pPr>
         <w:rPr>
-          <w:i/>
-          <w:color w:val="EE0000"/>
-        </w:rPr>
-      </w:pPr>
-      <w:r>
-        <w:rPr>
-          <w:i/>
-          <w:color w:val="EE0000"/>
-        </w:rPr>
-        <w:t>Python link box</w:t>
-      </w:r>
-      <w:r>
-        <w:rPr>
-          <w:i/>
-          <w:color w:val="EE0000"/>
-        </w:rPr>
-        <w:t>:</w:t>
-      </w:r>
-      <w:r>
-        <w:rPr>
-          <w:i/>
-          <w:color w:val="EE0000"/>
-        </w:rPr>
-        <w:br/>
-        <w:t>JetBrains</w:t>
-      </w:r>
-      <w:r>
-        <w:rPr>
-          <w:i/>
-          <w:color w:val="EE0000"/>
-        </w:rPr>
-        <w:t xml:space="preserve"> Mono</w:t>
-      </w:r>
-    </w:p>
-    <w:p>
-      <w:pPr>
-        <w:rPr>
-          <w:i/>
-          <w:color w:val="EE0000"/>
-        </w:rPr>
-      </w:pPr>
-    </w:p>
-    <w:p>
-      <w:pPr>
-        <w:rPr>
           <w:lang w:val="en-US"/>
         </w:rPr>
       </w:pPr>
@@ -1435,7 +1390,7 @@
           <w:i/>
           <w:color w:val="FF0000"/>
         </w:rPr>
-        <w:t>Minimally 3 tabs with 2 layers of navigation</w:t>
+        <w:t>Figma Link:</w:t>
       </w:r>
     </w:p>
     <w:p>
@@ -1446,6 +1401,48 @@
           <w:color w:val="FF0000"/>
         </w:rPr>
       </w:pPr>
+      <w:hyperlink r:id="rId13" w:history="1">
+        <w:r>
+          <w:rPr>
+            <w:rStyle w:val="Hyperlink"/>
+            <w:b/>
+            <w:i/>
+          </w:rPr>
+          <w:t>https://www.figma.com/d</w:t>
+        </w:r>
+        <w:r>
+          <w:rPr>
+            <w:rStyle w:val="Hyperlink"/>
+            <w:b/>
+            <w:i/>
+          </w:rPr>
+          <w:t>e</w:t>
+        </w:r>
+        <w:r>
+          <w:rPr>
+            <w:rStyle w:val="Hyperlink"/>
+            <w:b/>
+            <w:i/>
+          </w:rPr>
+          <w:t>sign/AMWmyPFsUh76dhv1260idk/C390?node-id=0-1&amp;p=f&amp;t=G6YE2MdSOZg</w:t>
+        </w:r>
+        <w:r>
+          <w:rPr>
+            <w:rStyle w:val="Hyperlink"/>
+            <w:b/>
+            <w:i/>
+          </w:rPr>
+          <w:t>z</w:t>
+        </w:r>
+        <w:r>
+          <w:rPr>
+            <w:rStyle w:val="Hyperlink"/>
+            <w:b/>
+            <w:i/>
+          </w:rPr>
+          <w:t>kms3-0</w:t>
+        </w:r>
+      </w:hyperlink>
     </w:p>
     <w:p>
       <w:pPr>
@@ -1487,24 +1484,6 @@
       <w:pPr>
         <w:rPr>
           <w:b/>
-          <w:i/>
-          <w:color w:val="FF0000"/>
-        </w:rPr>
-      </w:pPr>
-    </w:p>
-    <w:p>
-      <w:pPr>
-        <w:rPr>
-          <w:b/>
-          <w:i/>
-          <w:color w:val="FF0000"/>
-        </w:rPr>
-      </w:pPr>
-    </w:p>
-    <w:p>
-      <w:pPr>
-        <w:rPr>
-          <w:b/>
           <w:lang w:val="en-US"/>
         </w:rPr>
       </w:pPr>
@@ -1514,1431 +1493,7 @@
           <w:noProof/>
           <w:lang w:val="en-US"/>
         </w:rPr>
-        <mc:AlternateContent>
-          <mc:Choice Requires="wps">
-            <w:drawing>
-              <wp:anchor distT="0" distB="0" distL="114300" distR="114300" simplePos="0" relativeHeight="251659264" behindDoc="0" locked="0" layoutInCell="1" allowOverlap="1" wp14:anchorId="3A3F1749" wp14:editId="216D0F42">
-                <wp:simplePos x="0" y="0"/>
-                <wp:positionH relativeFrom="column">
-                  <wp:posOffset>2192202</wp:posOffset>
-                </wp:positionH>
-                <wp:positionV relativeFrom="paragraph">
-                  <wp:posOffset>85725</wp:posOffset>
-                </wp:positionV>
-                <wp:extent cx="935083" cy="609600"/>
-                <wp:effectExtent l="57150" t="38100" r="55880" b="76200"/>
-                <wp:wrapNone/>
-                <wp:docPr id="1" name="Rectangle: Rounded Corners 1"/>
-                <wp:cNvGraphicFramePr/>
-                <a:graphic xmlns:a="http://schemas.openxmlformats.org/drawingml/2006/main">
-                  <a:graphicData uri="http://schemas.microsoft.com/office/word/2010/wordprocessingShape">
-                    <wps:wsp>
-                      <wps:cNvSpPr/>
-                      <wps:spPr>
-                        <a:xfrm>
-                          <a:off x="0" y="0"/>
-                          <a:ext cx="935083" cy="609600"/>
-                        </a:xfrm>
-                        <a:prstGeom prst="roundRect">
-                          <a:avLst/>
-                        </a:prstGeom>
-                      </wps:spPr>
-                      <wps:style>
-                        <a:lnRef idx="0">
-                          <a:schemeClr val="accent2"/>
-                        </a:lnRef>
-                        <a:fillRef idx="3">
-                          <a:schemeClr val="accent2"/>
-                        </a:fillRef>
-                        <a:effectRef idx="3">
-                          <a:schemeClr val="accent2"/>
-                        </a:effectRef>
-                        <a:fontRef idx="minor">
-                          <a:schemeClr val="lt1"/>
-                        </a:fontRef>
-                      </wps:style>
-                      <wps:txbx>
-                        <w:txbxContent>
-                          <w:p>
-                            <w:pPr>
-                              <w:jc w:val="center"/>
-                              <w:rPr>
-                                <w:lang w:val="en-US"/>
-                              </w:rPr>
-                            </w:pPr>
-                            <w:r>
-                              <w:rPr>
-                                <w:lang w:val="en-US"/>
-                              </w:rPr>
-                              <w:t>Opening page</w:t>
-                            </w:r>
-                          </w:p>
-                        </w:txbxContent>
-                      </wps:txbx>
-                      <wps:bodyPr rot="0" spcFirstLastPara="0" vertOverflow="overflow" horzOverflow="overflow" vert="horz" wrap="square" lIns="91440" tIns="45720" rIns="91440" bIns="45720" numCol="1" spcCol="0" rtlCol="0" fromWordArt="0" anchor="ctr" anchorCtr="0" forceAA="0" compatLnSpc="1">
-                        <a:prstTxWarp prst="textNoShape">
-                          <a:avLst/>
-                        </a:prstTxWarp>
-                        <a:noAutofit/>
-                      </wps:bodyPr>
-                    </wps:wsp>
-                  </a:graphicData>
-                </a:graphic>
-                <wp14:sizeRelH relativeFrom="margin">
-                  <wp14:pctWidth>0</wp14:pctWidth>
-                </wp14:sizeRelH>
-              </wp:anchor>
-            </w:drawing>
-          </mc:Choice>
-          <mc:Fallback>
-            <w:pict>
-              <v:roundrect w14:anchorId="3A3F1749" id="Rectangle: Rounded Corners 1" o:spid="_x0000_s1026" style="position:absolute;margin-left:172.6pt;margin-top:6.75pt;width:73.65pt;height:48pt;z-index:251659264;visibility:visible;mso-wrap-style:square;mso-width-percent:0;mso-wrap-distance-left:9pt;mso-wrap-distance-top:0;mso-wrap-distance-right:9pt;mso-wrap-distance-bottom:0;mso-position-horizontal:absolute;mso-position-horizontal-relative:text;mso-position-vertical:absolute;mso-position-vertical-relative:text;mso-width-percent:0;mso-width-relative:margin;v-text-anchor:middle" arcsize="10923f" o:gfxdata="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" fillcolor="#ee853d [3029]" stroked="f">
-                <v:fill color2="#ec7a2d [3173]" rotate="t" colors="0 #f18c55;.5 #f67b28;1 #e56b17" focus="100%" type="gradient">
-                  <o:fill v:ext="view" type="gradientUnscaled"/>
-                </v:fill>
-                <v:shadow on="t" color="black" opacity="41287f" offset="0,1.5pt"/>
-                <v:textbox>
-                  <w:txbxContent>
-                    <w:p>
-                      <w:pPr>
-                        <w:jc w:val="center"/>
-                        <w:rPr>
-                          <w:lang w:val="en-US"/>
-                        </w:rPr>
-                      </w:pPr>
-                      <w:r>
-                        <w:rPr>
-                          <w:lang w:val="en-US"/>
-                        </w:rPr>
-                        <w:t>Opening page</w:t>
-                      </w:r>
-                    </w:p>
-                  </w:txbxContent>
-                </v:textbox>
-              </v:roundrect>
-            </w:pict>
-          </mc:Fallback>
-        </mc:AlternateContent>
-      </w:r>
-    </w:p>
-    <w:p>
-      <w:pPr>
-        <w:rPr>
-          <w:b/>
-          <w:lang w:val="en-US"/>
-        </w:rPr>
-      </w:pPr>
-    </w:p>
-    <w:p>
-      <w:pPr>
-        <w:rPr>
-          <w:b/>
-          <w:lang w:val="en-US"/>
-        </w:rPr>
-      </w:pPr>
-      <w:r>
-        <w:rPr>
-          <w:b/>
-          <w:noProof/>
-          <w:lang w:val="en-US"/>
-        </w:rPr>
-        <mc:AlternateContent>
-          <mc:Choice Requires="wps">
-            <w:drawing>
-              <wp:anchor distT="0" distB="0" distL="114300" distR="114300" simplePos="0" relativeHeight="251658239" behindDoc="0" locked="0" layoutInCell="1" allowOverlap="1" wp14:anchorId="6FEF123E" wp14:editId="419BC85D">
-                <wp:simplePos x="0" y="0"/>
-                <wp:positionH relativeFrom="column">
-                  <wp:posOffset>2659380</wp:posOffset>
-                </wp:positionH>
-                <wp:positionV relativeFrom="paragraph">
-                  <wp:posOffset>118745</wp:posOffset>
-                </wp:positionV>
-                <wp:extent cx="0" cy="495300"/>
-                <wp:effectExtent l="19050" t="0" r="19050" b="19050"/>
-                <wp:wrapNone/>
-                <wp:docPr id="10" name="Straight Connector 10"/>
-                <wp:cNvGraphicFramePr/>
-                <a:graphic xmlns:a="http://schemas.openxmlformats.org/drawingml/2006/main">
-                  <a:graphicData uri="http://schemas.microsoft.com/office/word/2010/wordprocessingShape">
-                    <wps:wsp>
-                      <wps:cNvCnPr/>
-                      <wps:spPr>
-                        <a:xfrm>
-                          <a:off x="0" y="0"/>
-                          <a:ext cx="0" cy="495300"/>
-                        </a:xfrm>
-                        <a:prstGeom prst="line">
-                          <a:avLst/>
-                        </a:prstGeom>
-                        <a:ln w="28575">
-                          <a:solidFill>
-                            <a:srgbClr val="FFC000"/>
-                          </a:solidFill>
-                        </a:ln>
-                      </wps:spPr>
-                      <wps:style>
-                        <a:lnRef idx="1">
-                          <a:schemeClr val="accent1"/>
-                        </a:lnRef>
-                        <a:fillRef idx="0">
-                          <a:schemeClr val="accent1"/>
-                        </a:fillRef>
-                        <a:effectRef idx="0">
-                          <a:schemeClr val="accent1"/>
-                        </a:effectRef>
-                        <a:fontRef idx="minor">
-                          <a:schemeClr val="tx1"/>
-                        </a:fontRef>
-                      </wps:style>
-                      <wps:bodyPr/>
-                    </wps:wsp>
-                  </a:graphicData>
-                </a:graphic>
-              </wp:anchor>
-            </w:drawing>
-          </mc:Choice>
-          <mc:Fallback>
-            <w:pict>
-              <v:line w14:anchorId="0FA45BA3" id="Straight Connector 10" o:spid="_x0000_s1026" style="position:absolute;z-index:251658239;visibility:visible;mso-wrap-style:square;mso-wrap-distance-left:9pt;mso-wrap-distance-top:0;mso-wrap-distance-right:9pt;mso-wrap-distance-bottom:0;mso-position-horizontal:absolute;mso-position-horizontal-relative:text;mso-position-vertical:absolute;mso-position-vertical-relative:text" from="209.4pt,9.35pt" to="209.4pt,48.35pt" o:gfxdata="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" strokecolor="#ffc000" strokeweight="2.25pt">
-                <v:stroke joinstyle="miter"/>
-              </v:line>
-            </w:pict>
-          </mc:Fallback>
-        </mc:AlternateContent>
-      </w:r>
-    </w:p>
-    <w:p>
-      <w:pPr>
-        <w:rPr>
-          <w:b/>
-          <w:lang w:val="en-US"/>
-        </w:rPr>
-      </w:pPr>
-      <w:r>
-        <w:rPr>
-          <w:b/>
-          <w:noProof/>
-          <w:lang w:val="en-US"/>
-        </w:rPr>
-        <mc:AlternateContent>
-          <mc:Choice Requires="wps">
-            <w:drawing>
-              <wp:anchor distT="0" distB="0" distL="114300" distR="114300" simplePos="0" relativeHeight="251692032" behindDoc="0" locked="0" layoutInCell="1" allowOverlap="1" wp14:anchorId="2614D58F" wp14:editId="74FBA549">
-                <wp:simplePos x="0" y="0"/>
-                <wp:positionH relativeFrom="column">
-                  <wp:posOffset>814705</wp:posOffset>
-                </wp:positionH>
-                <wp:positionV relativeFrom="paragraph">
-                  <wp:posOffset>56152</wp:posOffset>
-                </wp:positionV>
-                <wp:extent cx="0" cy="495300"/>
-                <wp:effectExtent l="19050" t="0" r="19050" b="19050"/>
-                <wp:wrapNone/>
-                <wp:docPr id="23" name="Straight Connector 23"/>
-                <wp:cNvGraphicFramePr/>
-                <a:graphic xmlns:a="http://schemas.openxmlformats.org/drawingml/2006/main">
-                  <a:graphicData uri="http://schemas.microsoft.com/office/word/2010/wordprocessingShape">
-                    <wps:wsp>
-                      <wps:cNvCnPr/>
-                      <wps:spPr>
-                        <a:xfrm>
-                          <a:off x="0" y="0"/>
-                          <a:ext cx="0" cy="495300"/>
-                        </a:xfrm>
-                        <a:prstGeom prst="line">
-                          <a:avLst/>
-                        </a:prstGeom>
-                        <a:ln w="28575">
-                          <a:solidFill>
-                            <a:srgbClr val="FFC000"/>
-                          </a:solidFill>
-                        </a:ln>
-                      </wps:spPr>
-                      <wps:style>
-                        <a:lnRef idx="1">
-                          <a:schemeClr val="accent1"/>
-                        </a:lnRef>
-                        <a:fillRef idx="0">
-                          <a:schemeClr val="accent1"/>
-                        </a:fillRef>
-                        <a:effectRef idx="0">
-                          <a:schemeClr val="accent1"/>
-                        </a:effectRef>
-                        <a:fontRef idx="minor">
-                          <a:schemeClr val="tx1"/>
-                        </a:fontRef>
-                      </wps:style>
-                      <wps:bodyPr/>
-                    </wps:wsp>
-                  </a:graphicData>
-                </a:graphic>
-              </wp:anchor>
-            </w:drawing>
-          </mc:Choice>
-          <mc:Fallback>
-            <w:pict>
-              <v:line w14:anchorId="60CC9257" id="Straight Connector 23" o:spid="_x0000_s1026" style="position:absolute;z-index:251692032;visibility:visible;mso-wrap-style:square;mso-wrap-distance-left:9pt;mso-wrap-distance-top:0;mso-wrap-distance-right:9pt;mso-wrap-distance-bottom:0;mso-position-horizontal:absolute;mso-position-horizontal-relative:text;mso-position-vertical:absolute;mso-position-vertical-relative:text" from="64.15pt,4.4pt" to="64.15pt,43.4pt" o:gfxdata="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" strokecolor="#ffc000" strokeweight="2.25pt">
-                <v:stroke joinstyle="miter"/>
-              </v:line>
-            </w:pict>
-          </mc:Fallback>
-        </mc:AlternateContent>
-      </w:r>
-      <w:r>
-        <w:rPr>
-          <w:b/>
-          <w:noProof/>
-          <w:lang w:val="en-US"/>
-        </w:rPr>
-        <mc:AlternateContent>
-          <mc:Choice Requires="wps">
-            <w:drawing>
-              <wp:anchor distT="0" distB="0" distL="114300" distR="114300" simplePos="0" relativeHeight="251656190" behindDoc="0" locked="0" layoutInCell="1" allowOverlap="1" wp14:anchorId="3E9D0C60" wp14:editId="29F09ABD">
-                <wp:simplePos x="0" y="0"/>
-                <wp:positionH relativeFrom="column">
-                  <wp:posOffset>1752600</wp:posOffset>
-                </wp:positionH>
-                <wp:positionV relativeFrom="paragraph">
-                  <wp:posOffset>49258</wp:posOffset>
-                </wp:positionV>
-                <wp:extent cx="0" cy="495300"/>
-                <wp:effectExtent l="19050" t="0" r="19050" b="19050"/>
-                <wp:wrapNone/>
-                <wp:docPr id="18" name="Straight Connector 18"/>
-                <wp:cNvGraphicFramePr/>
-                <a:graphic xmlns:a="http://schemas.openxmlformats.org/drawingml/2006/main">
-                  <a:graphicData uri="http://schemas.microsoft.com/office/word/2010/wordprocessingShape">
-                    <wps:wsp>
-                      <wps:cNvCnPr/>
-                      <wps:spPr>
-                        <a:xfrm>
-                          <a:off x="0" y="0"/>
-                          <a:ext cx="0" cy="495300"/>
-                        </a:xfrm>
-                        <a:prstGeom prst="line">
-                          <a:avLst/>
-                        </a:prstGeom>
-                        <a:ln w="28575">
-                          <a:solidFill>
-                            <a:srgbClr val="FFC000"/>
-                          </a:solidFill>
-                        </a:ln>
-                      </wps:spPr>
-                      <wps:style>
-                        <a:lnRef idx="1">
-                          <a:schemeClr val="accent1"/>
-                        </a:lnRef>
-                        <a:fillRef idx="0">
-                          <a:schemeClr val="accent1"/>
-                        </a:fillRef>
-                        <a:effectRef idx="0">
-                          <a:schemeClr val="accent1"/>
-                        </a:effectRef>
-                        <a:fontRef idx="minor">
-                          <a:schemeClr val="tx1"/>
-                        </a:fontRef>
-                      </wps:style>
-                      <wps:bodyPr/>
-                    </wps:wsp>
-                  </a:graphicData>
-                </a:graphic>
-              </wp:anchor>
-            </w:drawing>
-          </mc:Choice>
-          <mc:Fallback>
-            <w:pict>
-              <v:line w14:anchorId="49A7BEEF" id="Straight Connector 18" o:spid="_x0000_s1026" style="position:absolute;z-index:251656190;visibility:visible;mso-wrap-style:square;mso-wrap-distance-left:9pt;mso-wrap-distance-top:0;mso-wrap-distance-right:9pt;mso-wrap-distance-bottom:0;mso-position-horizontal:absolute;mso-position-horizontal-relative:text;mso-position-vertical:absolute;mso-position-vertical-relative:text" from="138pt,3.9pt" to="138pt,42.9pt" o:gfxdata="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" strokecolor="#ffc000" strokeweight="2.25pt">
-                <v:stroke joinstyle="miter"/>
-              </v:line>
-            </w:pict>
-          </mc:Fallback>
-        </mc:AlternateContent>
-      </w:r>
-      <w:r>
-        <w:rPr>
-          <w:b/>
-          <w:noProof/>
-          <w:lang w:val="en-US"/>
-        </w:rPr>
-        <mc:AlternateContent>
-          <mc:Choice Requires="wps">
-            <w:drawing>
-              <wp:anchor distT="0" distB="0" distL="114300" distR="114300" simplePos="0" relativeHeight="251693056" behindDoc="0" locked="0" layoutInCell="1" allowOverlap="1" wp14:anchorId="6B10A4A6" wp14:editId="3D30EFEB">
-                <wp:simplePos x="0" y="0"/>
-                <wp:positionH relativeFrom="column">
-                  <wp:posOffset>434975</wp:posOffset>
-                </wp:positionH>
-                <wp:positionV relativeFrom="paragraph">
-                  <wp:posOffset>278765</wp:posOffset>
-                </wp:positionV>
-                <wp:extent cx="822960" cy="609600"/>
-                <wp:effectExtent l="57150" t="38100" r="53340" b="76200"/>
-                <wp:wrapNone/>
-                <wp:docPr id="22" name="Rectangle: Rounded Corners 22"/>
-                <wp:cNvGraphicFramePr/>
-                <a:graphic xmlns:a="http://schemas.openxmlformats.org/drawingml/2006/main">
-                  <a:graphicData uri="http://schemas.microsoft.com/office/word/2010/wordprocessingShape">
-                    <wps:wsp>
-                      <wps:cNvSpPr/>
-                      <wps:spPr>
-                        <a:xfrm>
-                          <a:off x="0" y="0"/>
-                          <a:ext cx="822960" cy="609600"/>
-                        </a:xfrm>
-                        <a:prstGeom prst="roundRect">
-                          <a:avLst/>
-                        </a:prstGeom>
-                      </wps:spPr>
-                      <wps:style>
-                        <a:lnRef idx="0">
-                          <a:schemeClr val="accent2"/>
-                        </a:lnRef>
-                        <a:fillRef idx="3">
-                          <a:schemeClr val="accent2"/>
-                        </a:fillRef>
-                        <a:effectRef idx="3">
-                          <a:schemeClr val="accent2"/>
-                        </a:effectRef>
-                        <a:fontRef idx="minor">
-                          <a:schemeClr val="lt1"/>
-                        </a:fontRef>
-                      </wps:style>
-                      <wps:txbx>
-                        <w:txbxContent>
-                          <w:p>
-                            <w:pPr>
-                              <w:jc w:val="center"/>
-                              <w:rPr>
-                                <w:lang w:val="en-US"/>
-                              </w:rPr>
-                            </w:pPr>
-                            <w:r>
-                              <w:rPr>
-                                <w:lang w:val="en-US"/>
-                              </w:rPr>
-                              <w:t>Home</w:t>
-                            </w:r>
-                          </w:p>
-                        </w:txbxContent>
-                      </wps:txbx>
-                      <wps:bodyPr rot="0" spcFirstLastPara="0" vertOverflow="overflow" horzOverflow="overflow" vert="horz" wrap="square" lIns="91440" tIns="45720" rIns="91440" bIns="45720" numCol="1" spcCol="0" rtlCol="0" fromWordArt="0" anchor="ctr" anchorCtr="0" forceAA="0" compatLnSpc="1">
-                        <a:prstTxWarp prst="textNoShape">
-                          <a:avLst/>
-                        </a:prstTxWarp>
-                        <a:noAutofit/>
-                      </wps:bodyPr>
-                    </wps:wsp>
-                  </a:graphicData>
-                </a:graphic>
-                <wp14:sizeRelH relativeFrom="margin">
-                  <wp14:pctWidth>0</wp14:pctWidth>
-                </wp14:sizeRelH>
-              </wp:anchor>
-            </w:drawing>
-          </mc:Choice>
-          <mc:Fallback>
-            <w:pict>
-              <v:roundrect w14:anchorId="6B10A4A6" id="Rectangle: Rounded Corners 22" o:spid="_x0000_s1027" style="position:absolute;margin-left:34.25pt;margin-top:21.95pt;width:64.8pt;height:48pt;z-index:251693056;visibility:visible;mso-wrap-style:square;mso-width-percent:0;mso-wrap-distance-left:9pt;mso-wrap-distance-top:0;mso-wrap-distance-right:9pt;mso-wrap-distance-bottom:0;mso-position-horizontal:absolute;mso-position-horizontal-relative:text;mso-position-vertical:absolute;mso-position-vertical-relative:text;mso-width-percent:0;mso-width-relative:margin;v-text-anchor:middle" arcsize="10923f" o:gfxdata="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" fillcolor="#ee853d [3029]" stroked="f">
-                <v:fill color2="#ec7a2d [3173]" rotate="t" colors="0 #f18c55;.5 #f67b28;1 #e56b17" focus="100%" type="gradient">
-                  <o:fill v:ext="view" type="gradientUnscaled"/>
-                </v:fill>
-                <v:shadow on="t" color="black" opacity="41287f" offset="0,1.5pt"/>
-                <v:textbox>
-                  <w:txbxContent>
-                    <w:p>
-                      <w:pPr>
-                        <w:jc w:val="center"/>
-                        <w:rPr>
-                          <w:lang w:val="en-US"/>
-                        </w:rPr>
-                      </w:pPr>
-                      <w:r>
-                        <w:rPr>
-                          <w:lang w:val="en-US"/>
-                        </w:rPr>
-                        <w:t>Home</w:t>
-                      </w:r>
-                    </w:p>
-                  </w:txbxContent>
-                </v:textbox>
-              </v:roundrect>
-            </w:pict>
-          </mc:Fallback>
-        </mc:AlternateContent>
-      </w:r>
-      <w:r>
-        <w:rPr>
-          <w:b/>
-          <w:noProof/>
-          <w:lang w:val="en-US"/>
-        </w:rPr>
-        <mc:AlternateContent>
-          <mc:Choice Requires="wps">
-            <w:drawing>
-              <wp:anchor distT="0" distB="0" distL="114300" distR="114300" simplePos="0" relativeHeight="251661312" behindDoc="0" locked="0" layoutInCell="1" allowOverlap="1" wp14:anchorId="476AC90C" wp14:editId="66AFA61A">
-                <wp:simplePos x="0" y="0"/>
-                <wp:positionH relativeFrom="column">
-                  <wp:posOffset>1348740</wp:posOffset>
-                </wp:positionH>
-                <wp:positionV relativeFrom="paragraph">
-                  <wp:posOffset>281305</wp:posOffset>
-                </wp:positionV>
-                <wp:extent cx="822960" cy="609600"/>
-                <wp:effectExtent l="57150" t="38100" r="53340" b="76200"/>
-                <wp:wrapNone/>
-                <wp:docPr id="3" name="Rectangle: Rounded Corners 3"/>
-                <wp:cNvGraphicFramePr/>
-                <a:graphic xmlns:a="http://schemas.openxmlformats.org/drawingml/2006/main">
-                  <a:graphicData uri="http://schemas.microsoft.com/office/word/2010/wordprocessingShape">
-                    <wps:wsp>
-                      <wps:cNvSpPr/>
-                      <wps:spPr>
-                        <a:xfrm>
-                          <a:off x="0" y="0"/>
-                          <a:ext cx="822960" cy="609600"/>
-                        </a:xfrm>
-                        <a:prstGeom prst="roundRect">
-                          <a:avLst/>
-                        </a:prstGeom>
-                      </wps:spPr>
-                      <wps:style>
-                        <a:lnRef idx="0">
-                          <a:schemeClr val="accent2"/>
-                        </a:lnRef>
-                        <a:fillRef idx="3">
-                          <a:schemeClr val="accent2"/>
-                        </a:fillRef>
-                        <a:effectRef idx="3">
-                          <a:schemeClr val="accent2"/>
-                        </a:effectRef>
-                        <a:fontRef idx="minor">
-                          <a:schemeClr val="lt1"/>
-                        </a:fontRef>
-                      </wps:style>
-                      <wps:txbx>
-                        <w:txbxContent>
-                          <w:p>
-                            <w:pPr>
-                              <w:jc w:val="center"/>
-                              <w:rPr>
-                                <w:lang w:val="en-US"/>
-                              </w:rPr>
-                            </w:pPr>
-                            <w:r>
-                              <w:rPr>
-                                <w:lang w:val="en-US"/>
-                              </w:rPr>
-                              <w:t>About</w:t>
-                            </w:r>
-                          </w:p>
-                        </w:txbxContent>
-                      </wps:txbx>
-                      <wps:bodyPr rot="0" spcFirstLastPara="0" vertOverflow="overflow" horzOverflow="overflow" vert="horz" wrap="square" lIns="91440" tIns="45720" rIns="91440" bIns="45720" numCol="1" spcCol="0" rtlCol="0" fromWordArt="0" anchor="ctr" anchorCtr="0" forceAA="0" compatLnSpc="1">
-                        <a:prstTxWarp prst="textNoShape">
-                          <a:avLst/>
-                        </a:prstTxWarp>
-                        <a:noAutofit/>
-                      </wps:bodyPr>
-                    </wps:wsp>
-                  </a:graphicData>
-                </a:graphic>
-                <wp14:sizeRelH relativeFrom="margin">
-                  <wp14:pctWidth>0</wp14:pctWidth>
-                </wp14:sizeRelH>
-              </wp:anchor>
-            </w:drawing>
-          </mc:Choice>
-          <mc:Fallback>
-            <w:pict>
-              <v:roundrect w14:anchorId="476AC90C" id="Rectangle: Rounded Corners 3" o:spid="_x0000_s1028" style="position:absolute;margin-left:106.2pt;margin-top:22.15pt;width:64.8pt;height:48pt;z-index:251661312;visibility:visible;mso-wrap-style:square;mso-width-percent:0;mso-wrap-distance-left:9pt;mso-wrap-distance-top:0;mso-wrap-distance-right:9pt;mso-wrap-distance-bottom:0;mso-position-horizontal:absolute;mso-position-horizontal-relative:text;mso-position-vertical:absolute;mso-position-vertical-relative:text;mso-width-percent:0;mso-width-relative:margin;v-text-anchor:middle" arcsize="10923f" o:gfxdata="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" fillcolor="#ee853d [3029]" stroked="f">
-                <v:fill color2="#ec7a2d [3173]" rotate="t" colors="0 #f18c55;.5 #f67b28;1 #e56b17" focus="100%" type="gradient">
-                  <o:fill v:ext="view" type="gradientUnscaled"/>
-                </v:fill>
-                <v:shadow on="t" color="black" opacity="41287f" offset="0,1.5pt"/>
-                <v:textbox>
-                  <w:txbxContent>
-                    <w:p>
-                      <w:pPr>
-                        <w:jc w:val="center"/>
-                        <w:rPr>
-                          <w:lang w:val="en-US"/>
-                        </w:rPr>
-                      </w:pPr>
-                      <w:r>
-                        <w:rPr>
-                          <w:lang w:val="en-US"/>
-                        </w:rPr>
-                        <w:t>About</w:t>
-                      </w:r>
-                    </w:p>
-                  </w:txbxContent>
-                </v:textbox>
-              </v:roundrect>
-            </w:pict>
-          </mc:Fallback>
-        </mc:AlternateContent>
-      </w:r>
-    </w:p>
-    <w:p>
-      <w:pPr>
-        <w:rPr>
-          <w:b/>
-          <w:lang w:val="en-US"/>
-        </w:rPr>
-      </w:pPr>
-      <w:r>
-        <w:rPr>
-          <w:b/>
-          <w:noProof/>
-          <w:lang w:val="en-US"/>
-        </w:rPr>
-        <mc:AlternateContent>
-          <mc:Choice Requires="wps">
-            <w:drawing>
-              <wp:anchor distT="0" distB="0" distL="114300" distR="114300" simplePos="0" relativeHeight="251663360" behindDoc="0" locked="0" layoutInCell="1" allowOverlap="1" wp14:anchorId="341F1DE2" wp14:editId="76244294">
-                <wp:simplePos x="0" y="0"/>
-                <wp:positionH relativeFrom="column">
-                  <wp:posOffset>2247900</wp:posOffset>
-                </wp:positionH>
-                <wp:positionV relativeFrom="paragraph">
-                  <wp:posOffset>-4445</wp:posOffset>
-                </wp:positionV>
-                <wp:extent cx="800100" cy="609600"/>
-                <wp:effectExtent l="57150" t="38100" r="57150" b="76200"/>
-                <wp:wrapNone/>
-                <wp:docPr id="4" name="Rectangle: Rounded Corners 4"/>
-                <wp:cNvGraphicFramePr/>
-                <a:graphic xmlns:a="http://schemas.openxmlformats.org/drawingml/2006/main">
-                  <a:graphicData uri="http://schemas.microsoft.com/office/word/2010/wordprocessingShape">
-                    <wps:wsp>
-                      <wps:cNvSpPr/>
-                      <wps:spPr>
-                        <a:xfrm>
-                          <a:off x="0" y="0"/>
-                          <a:ext cx="800100" cy="609600"/>
-                        </a:xfrm>
-                        <a:prstGeom prst="roundRect">
-                          <a:avLst/>
-                        </a:prstGeom>
-                      </wps:spPr>
-                      <wps:style>
-                        <a:lnRef idx="0">
-                          <a:schemeClr val="accent2"/>
-                        </a:lnRef>
-                        <a:fillRef idx="3">
-                          <a:schemeClr val="accent2"/>
-                        </a:fillRef>
-                        <a:effectRef idx="3">
-                          <a:schemeClr val="accent2"/>
-                        </a:effectRef>
-                        <a:fontRef idx="minor">
-                          <a:schemeClr val="lt1"/>
-                        </a:fontRef>
-                      </wps:style>
-                      <wps:txbx>
-                        <w:txbxContent>
-                          <w:p>
-                            <w:pPr>
-                              <w:jc w:val="center"/>
-                              <w:rPr>
-                                <w:lang w:val="en-US"/>
-                              </w:rPr>
-                            </w:pPr>
-                            <w:r>
-                              <w:rPr>
-                                <w:lang w:val="en-US"/>
-                              </w:rPr>
-                              <w:t>Portfolio</w:t>
-                            </w:r>
-                          </w:p>
-                        </w:txbxContent>
-                      </wps:txbx>
-                      <wps:bodyPr rot="0" spcFirstLastPara="0" vertOverflow="overflow" horzOverflow="overflow" vert="horz" wrap="square" lIns="91440" tIns="45720" rIns="91440" bIns="45720" numCol="1" spcCol="0" rtlCol="0" fromWordArt="0" anchor="ctr" anchorCtr="0" forceAA="0" compatLnSpc="1">
-                        <a:prstTxWarp prst="textNoShape">
-                          <a:avLst/>
-                        </a:prstTxWarp>
-                        <a:noAutofit/>
-                      </wps:bodyPr>
-                    </wps:wsp>
-                  </a:graphicData>
-                </a:graphic>
-                <wp14:sizeRelH relativeFrom="margin">
-                  <wp14:pctWidth>0</wp14:pctWidth>
-                </wp14:sizeRelH>
-              </wp:anchor>
-            </w:drawing>
-          </mc:Choice>
-          <mc:Fallback>
-            <w:pict>
-              <v:roundrect w14:anchorId="341F1DE2" id="Rectangle: Rounded Corners 4" o:spid="_x0000_s1029" style="position:absolute;margin-left:177pt;margin-top:-.35pt;width:63pt;height:48pt;z-index:251663360;visibility:visible;mso-wrap-style:square;mso-width-percent:0;mso-wrap-distance-left:9pt;mso-wrap-distance-top:0;mso-wrap-distance-right:9pt;mso-wrap-distance-bottom:0;mso-position-horizontal:absolute;mso-position-horizontal-relative:text;mso-position-vertical:absolute;mso-position-vertical-relative:text;mso-width-percent:0;mso-width-relative:margin;v-text-anchor:middle" arcsize="10923f" o:gfxdata="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" fillcolor="#ee853d [3029]" stroked="f">
-                <v:fill color2="#ec7a2d [3173]" rotate="t" colors="0 #f18c55;.5 #f67b28;1 #e56b17" focus="100%" type="gradient">
-                  <o:fill v:ext="view" type="gradientUnscaled"/>
-                </v:fill>
-                <v:shadow on="t" color="black" opacity="41287f" offset="0,1.5pt"/>
-                <v:textbox>
-                  <w:txbxContent>
-                    <w:p>
-                      <w:pPr>
-                        <w:jc w:val="center"/>
-                        <w:rPr>
-                          <w:lang w:val="en-US"/>
-                        </w:rPr>
-                      </w:pPr>
-                      <w:r>
-                        <w:rPr>
-                          <w:lang w:val="en-US"/>
-                        </w:rPr>
-                        <w:t>Portfolio</w:t>
-                      </w:r>
-                    </w:p>
-                  </w:txbxContent>
-                </v:textbox>
-              </v:roundrect>
-            </w:pict>
-          </mc:Fallback>
-        </mc:AlternateContent>
-      </w:r>
-    </w:p>
-    <w:p>
-      <w:pPr>
-        <w:rPr>
-          <w:b/>
-          <w:lang w:val="en-US"/>
-        </w:rPr>
-      </w:pPr>
-    </w:p>
-    <w:p>
-      <w:pPr>
-        <w:rPr>
-          <w:b/>
-          <w:lang w:val="en-US"/>
-        </w:rPr>
-      </w:pPr>
-      <w:r>
-        <w:rPr>
-          <w:b/>
-          <w:noProof/>
-          <w:lang w:val="en-US"/>
-        </w:rPr>
-        <mc:AlternateContent>
-          <mc:Choice Requires="wps">
-            <w:drawing>
-              <wp:anchor distT="0" distB="0" distL="114300" distR="114300" simplePos="0" relativeHeight="251651069" behindDoc="0" locked="0" layoutInCell="1" allowOverlap="1" wp14:anchorId="727D8B78" wp14:editId="555C75ED">
-                <wp:simplePos x="0" y="0"/>
-                <wp:positionH relativeFrom="column">
-                  <wp:posOffset>2659380</wp:posOffset>
-                </wp:positionH>
-                <wp:positionV relativeFrom="paragraph">
-                  <wp:posOffset>34925</wp:posOffset>
-                </wp:positionV>
-                <wp:extent cx="0" cy="495300"/>
-                <wp:effectExtent l="19050" t="0" r="19050" b="19050"/>
-                <wp:wrapNone/>
-                <wp:docPr id="11" name="Straight Connector 11"/>
-                <wp:cNvGraphicFramePr/>
-                <a:graphic xmlns:a="http://schemas.openxmlformats.org/drawingml/2006/main">
-                  <a:graphicData uri="http://schemas.microsoft.com/office/word/2010/wordprocessingShape">
-                    <wps:wsp>
-                      <wps:cNvCnPr/>
-                      <wps:spPr>
-                        <a:xfrm>
-                          <a:off x="0" y="0"/>
-                          <a:ext cx="0" cy="495300"/>
-                        </a:xfrm>
-                        <a:prstGeom prst="line">
-                          <a:avLst/>
-                        </a:prstGeom>
-                        <a:ln w="28575">
-                          <a:solidFill>
-                            <a:srgbClr val="FFC000"/>
-                          </a:solidFill>
-                        </a:ln>
-                      </wps:spPr>
-                      <wps:style>
-                        <a:lnRef idx="1">
-                          <a:schemeClr val="accent1"/>
-                        </a:lnRef>
-                        <a:fillRef idx="0">
-                          <a:schemeClr val="accent1"/>
-                        </a:fillRef>
-                        <a:effectRef idx="0">
-                          <a:schemeClr val="accent1"/>
-                        </a:effectRef>
-                        <a:fontRef idx="minor">
-                          <a:schemeClr val="tx1"/>
-                        </a:fontRef>
-                      </wps:style>
-                      <wps:bodyPr/>
-                    </wps:wsp>
-                  </a:graphicData>
-                </a:graphic>
-              </wp:anchor>
-            </w:drawing>
-          </mc:Choice>
-          <mc:Fallback>
-            <w:pict>
-              <v:line w14:anchorId="52E76C0F" id="Straight Connector 11" o:spid="_x0000_s1026" style="position:absolute;z-index:251651069;visibility:visible;mso-wrap-style:square;mso-wrap-distance-left:9pt;mso-wrap-distance-top:0;mso-wrap-distance-right:9pt;mso-wrap-distance-bottom:0;mso-position-horizontal:absolute;mso-position-horizontal-relative:text;mso-position-vertical:absolute;mso-position-vertical-relative:text" from="209.4pt,2.75pt" to="209.4pt,41.75pt" o:gfxdata="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" strokecolor="#ffc000" strokeweight="2.25pt">
-                <v:stroke joinstyle="miter"/>
-              </v:line>
-            </w:pict>
-          </mc:Fallback>
-        </mc:AlternateContent>
-      </w:r>
-    </w:p>
-    <w:p>
-      <w:pPr>
-        <w:rPr>
-          <w:b/>
-          <w:lang w:val="en-US"/>
-        </w:rPr>
-      </w:pPr>
-      <w:r>
-        <w:rPr>
-          <w:b/>
-          <w:noProof/>
-          <w:lang w:val="en-US"/>
-        </w:rPr>
-        <mc:AlternateContent>
-          <mc:Choice Requires="wps">
-            <w:drawing>
-              <wp:anchor distT="0" distB="0" distL="114300" distR="114300" simplePos="0" relativeHeight="251685888" behindDoc="0" locked="0" layoutInCell="1" allowOverlap="1" wp14:anchorId="5724DE56" wp14:editId="32CC8916">
-                <wp:simplePos x="0" y="0"/>
-                <wp:positionH relativeFrom="column">
-                  <wp:posOffset>2224088</wp:posOffset>
-                </wp:positionH>
-                <wp:positionV relativeFrom="paragraph">
-                  <wp:posOffset>245744</wp:posOffset>
-                </wp:positionV>
-                <wp:extent cx="1585912" cy="28575"/>
-                <wp:effectExtent l="19050" t="19050" r="33655" b="28575"/>
-                <wp:wrapNone/>
-                <wp:docPr id="16" name="Straight Connector 16"/>
-                <wp:cNvGraphicFramePr/>
-                <a:graphic xmlns:a="http://schemas.openxmlformats.org/drawingml/2006/main">
-                  <a:graphicData uri="http://schemas.microsoft.com/office/word/2010/wordprocessingShape">
-                    <wps:wsp>
-                      <wps:cNvCnPr/>
-                      <wps:spPr>
-                        <a:xfrm>
-                          <a:off x="0" y="0"/>
-                          <a:ext cx="1585912" cy="28575"/>
-                        </a:xfrm>
-                        <a:prstGeom prst="line">
-                          <a:avLst/>
-                        </a:prstGeom>
-                        <a:ln w="28575">
-                          <a:solidFill>
-                            <a:srgbClr val="FFC000"/>
-                          </a:solidFill>
-                        </a:ln>
-                      </wps:spPr>
-                      <wps:style>
-                        <a:lnRef idx="1">
-                          <a:schemeClr val="accent1"/>
-                        </a:lnRef>
-                        <a:fillRef idx="0">
-                          <a:schemeClr val="accent1"/>
-                        </a:fillRef>
-                        <a:effectRef idx="0">
-                          <a:schemeClr val="accent1"/>
-                        </a:effectRef>
-                        <a:fontRef idx="minor">
-                          <a:schemeClr val="tx1"/>
-                        </a:fontRef>
-                      </wps:style>
-                      <wps:bodyPr/>
-                    </wps:wsp>
-                  </a:graphicData>
-                </a:graphic>
-                <wp14:sizeRelH relativeFrom="margin">
-                  <wp14:pctWidth>0</wp14:pctWidth>
-                </wp14:sizeRelH>
-                <wp14:sizeRelV relativeFrom="margin">
-                  <wp14:pctHeight>0</wp14:pctHeight>
-                </wp14:sizeRelV>
-              </wp:anchor>
-            </w:drawing>
-          </mc:Choice>
-          <mc:Fallback>
-            <w:pict>
-              <v:line w14:anchorId="72C9A5BF" id="Straight Connector 16" o:spid="_x0000_s1026" style="position:absolute;z-index:251685888;visibility:visible;mso-wrap-style:square;mso-width-percent:0;mso-height-percent:0;mso-wrap-distance-left:9pt;mso-wrap-distance-top:0;mso-wrap-distance-right:9pt;mso-wrap-distance-bottom:0;mso-position-horizontal:absolute;mso-position-horizontal-relative:text;mso-position-vertical:absolute;mso-position-vertical-relative:text;mso-width-percent:0;mso-height-percent:0;mso-width-relative:margin;mso-height-relative:margin" from="175.15pt,19.35pt" to="300pt,21.6pt" o:gfxdata="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" strokecolor="#ffc000" strokeweight="2.25pt">
-                <v:stroke joinstyle="miter"/>
-              </v:line>
-            </w:pict>
-          </mc:Fallback>
-        </mc:AlternateContent>
-      </w:r>
-      <w:r>
-        <w:rPr>
-          <w:b/>
-          <w:noProof/>
-          <w:lang w:val="en-US"/>
-        </w:rPr>
-        <mc:AlternateContent>
-          <mc:Choice Requires="wps">
-            <w:drawing>
-              <wp:anchor distT="0" distB="0" distL="114300" distR="114300" simplePos="0" relativeHeight="251654142" behindDoc="0" locked="0" layoutInCell="1" allowOverlap="1" wp14:anchorId="0D3B7830" wp14:editId="5658AD7B">
-                <wp:simplePos x="0" y="0"/>
-                <wp:positionH relativeFrom="column">
-                  <wp:posOffset>3789997</wp:posOffset>
-                </wp:positionH>
-                <wp:positionV relativeFrom="paragraph">
-                  <wp:posOffset>263525</wp:posOffset>
-                </wp:positionV>
-                <wp:extent cx="0" cy="495300"/>
-                <wp:effectExtent l="19050" t="0" r="19050" b="19050"/>
-                <wp:wrapNone/>
-                <wp:docPr id="14" name="Straight Connector 14"/>
-                <wp:cNvGraphicFramePr/>
-                <a:graphic xmlns:a="http://schemas.openxmlformats.org/drawingml/2006/main">
-                  <a:graphicData uri="http://schemas.microsoft.com/office/word/2010/wordprocessingShape">
-                    <wps:wsp>
-                      <wps:cNvCnPr/>
-                      <wps:spPr>
-                        <a:xfrm>
-                          <a:off x="0" y="0"/>
-                          <a:ext cx="0" cy="495300"/>
-                        </a:xfrm>
-                        <a:prstGeom prst="line">
-                          <a:avLst/>
-                        </a:prstGeom>
-                        <a:ln w="28575">
-                          <a:solidFill>
-                            <a:srgbClr val="FFC000"/>
-                          </a:solidFill>
-                        </a:ln>
-                      </wps:spPr>
-                      <wps:style>
-                        <a:lnRef idx="1">
-                          <a:schemeClr val="accent1"/>
-                        </a:lnRef>
-                        <a:fillRef idx="0">
-                          <a:schemeClr val="accent1"/>
-                        </a:fillRef>
-                        <a:effectRef idx="0">
-                          <a:schemeClr val="accent1"/>
-                        </a:effectRef>
-                        <a:fontRef idx="minor">
-                          <a:schemeClr val="tx1"/>
-                        </a:fontRef>
-                      </wps:style>
-                      <wps:bodyPr/>
-                    </wps:wsp>
-                  </a:graphicData>
-                </a:graphic>
-              </wp:anchor>
-            </w:drawing>
-          </mc:Choice>
-          <mc:Fallback>
-            <w:pict>
-              <v:line w14:anchorId="1D66A412" id="Straight Connector 14" o:spid="_x0000_s1026" style="position:absolute;z-index:251654142;visibility:visible;mso-wrap-style:square;mso-wrap-distance-left:9pt;mso-wrap-distance-top:0;mso-wrap-distance-right:9pt;mso-wrap-distance-bottom:0;mso-position-horizontal:absolute;mso-position-horizontal-relative:text;mso-position-vertical:absolute;mso-position-vertical-relative:text" from="298.4pt,20.75pt" to="298.4pt,59.75pt" o:gfxdata="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" strokecolor="#ffc000" strokeweight="2.25pt">
-                <v:stroke joinstyle="miter"/>
-              </v:line>
-            </w:pict>
-          </mc:Fallback>
-        </mc:AlternateContent>
-      </w:r>
-      <w:r>
-        <w:rPr>
-          <w:b/>
-          <w:noProof/>
-          <w:lang w:val="en-US"/>
-        </w:rPr>
-        <mc:AlternateContent>
-          <mc:Choice Requires="wps">
-            <w:drawing>
-              <wp:anchor distT="0" distB="0" distL="114300" distR="114300" simplePos="0" relativeHeight="251653118" behindDoc="0" locked="0" layoutInCell="1" allowOverlap="1" wp14:anchorId="3C1A25AF" wp14:editId="522481F1">
-                <wp:simplePos x="0" y="0"/>
-                <wp:positionH relativeFrom="column">
-                  <wp:posOffset>2849880</wp:posOffset>
-                </wp:positionH>
-                <wp:positionV relativeFrom="paragraph">
-                  <wp:posOffset>244475</wp:posOffset>
-                </wp:positionV>
-                <wp:extent cx="0" cy="495300"/>
-                <wp:effectExtent l="19050" t="0" r="19050" b="19050"/>
-                <wp:wrapNone/>
-                <wp:docPr id="13" name="Straight Connector 13"/>
-                <wp:cNvGraphicFramePr/>
-                <a:graphic xmlns:a="http://schemas.openxmlformats.org/drawingml/2006/main">
-                  <a:graphicData uri="http://schemas.microsoft.com/office/word/2010/wordprocessingShape">
-                    <wps:wsp>
-                      <wps:cNvCnPr/>
-                      <wps:spPr>
-                        <a:xfrm>
-                          <a:off x="0" y="0"/>
-                          <a:ext cx="0" cy="495300"/>
-                        </a:xfrm>
-                        <a:prstGeom prst="line">
-                          <a:avLst/>
-                        </a:prstGeom>
-                        <a:ln w="28575">
-                          <a:solidFill>
-                            <a:srgbClr val="FFC000"/>
-                          </a:solidFill>
-                        </a:ln>
-                      </wps:spPr>
-                      <wps:style>
-                        <a:lnRef idx="1">
-                          <a:schemeClr val="accent1"/>
-                        </a:lnRef>
-                        <a:fillRef idx="0">
-                          <a:schemeClr val="accent1"/>
-                        </a:fillRef>
-                        <a:effectRef idx="0">
-                          <a:schemeClr val="accent1"/>
-                        </a:effectRef>
-                        <a:fontRef idx="minor">
-                          <a:schemeClr val="tx1"/>
-                        </a:fontRef>
-                      </wps:style>
-                      <wps:bodyPr/>
-                    </wps:wsp>
-                  </a:graphicData>
-                </a:graphic>
-              </wp:anchor>
-            </w:drawing>
-          </mc:Choice>
-          <mc:Fallback>
-            <w:pict>
-              <v:line w14:anchorId="6E0930E7" id="Straight Connector 13" o:spid="_x0000_s1026" style="position:absolute;z-index:251653118;visibility:visible;mso-wrap-style:square;mso-wrap-distance-left:9pt;mso-wrap-distance-top:0;mso-wrap-distance-right:9pt;mso-wrap-distance-bottom:0;mso-position-horizontal:absolute;mso-position-horizontal-relative:text;mso-position-vertical:absolute;mso-position-vertical-relative:text" from="224.4pt,19.25pt" to="224.4pt,58.25pt" o:gfxdata="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" strokecolor="#ffc000" strokeweight="2.25pt">
-                <v:stroke joinstyle="miter"/>
-              </v:line>
-            </w:pict>
-          </mc:Fallback>
-        </mc:AlternateContent>
-      </w:r>
-      <w:r>
-        <w:rPr>
-          <w:b/>
-          <w:noProof/>
-          <w:lang w:val="en-US"/>
-        </w:rPr>
-        <mc:AlternateContent>
-          <mc:Choice Requires="wps">
-            <w:drawing>
-              <wp:anchor distT="0" distB="0" distL="114300" distR="114300" simplePos="0" relativeHeight="251652094" behindDoc="0" locked="0" layoutInCell="1" allowOverlap="1" wp14:anchorId="5D99CC72" wp14:editId="70451FB5">
-                <wp:simplePos x="0" y="0"/>
-                <wp:positionH relativeFrom="column">
-                  <wp:posOffset>2217420</wp:posOffset>
-                </wp:positionH>
-                <wp:positionV relativeFrom="paragraph">
-                  <wp:posOffset>244475</wp:posOffset>
-                </wp:positionV>
-                <wp:extent cx="0" cy="495300"/>
-                <wp:effectExtent l="19050" t="0" r="19050" b="19050"/>
-                <wp:wrapNone/>
-                <wp:docPr id="12" name="Straight Connector 12"/>
-                <wp:cNvGraphicFramePr/>
-                <a:graphic xmlns:a="http://schemas.openxmlformats.org/drawingml/2006/main">
-                  <a:graphicData uri="http://schemas.microsoft.com/office/word/2010/wordprocessingShape">
-                    <wps:wsp>
-                      <wps:cNvCnPr/>
-                      <wps:spPr>
-                        <a:xfrm>
-                          <a:off x="0" y="0"/>
-                          <a:ext cx="0" cy="495300"/>
-                        </a:xfrm>
-                        <a:prstGeom prst="line">
-                          <a:avLst/>
-                        </a:prstGeom>
-                        <a:ln w="28575">
-                          <a:solidFill>
-                            <a:srgbClr val="FFC000"/>
-                          </a:solidFill>
-                        </a:ln>
-                      </wps:spPr>
-                      <wps:style>
-                        <a:lnRef idx="1">
-                          <a:schemeClr val="accent1"/>
-                        </a:lnRef>
-                        <a:fillRef idx="0">
-                          <a:schemeClr val="accent1"/>
-                        </a:fillRef>
-                        <a:effectRef idx="0">
-                          <a:schemeClr val="accent1"/>
-                        </a:effectRef>
-                        <a:fontRef idx="minor">
-                          <a:schemeClr val="tx1"/>
-                        </a:fontRef>
-                      </wps:style>
-                      <wps:bodyPr/>
-                    </wps:wsp>
-                  </a:graphicData>
-                </a:graphic>
-              </wp:anchor>
-            </w:drawing>
-          </mc:Choice>
-          <mc:Fallback>
-            <w:pict>
-              <v:line w14:anchorId="6D2CD982" id="Straight Connector 12" o:spid="_x0000_s1026" style="position:absolute;z-index:251652094;visibility:visible;mso-wrap-style:square;mso-wrap-distance-left:9pt;mso-wrap-distance-top:0;mso-wrap-distance-right:9pt;mso-wrap-distance-bottom:0;mso-position-horizontal:absolute;mso-position-horizontal-relative:text;mso-position-vertical:absolute;mso-position-vertical-relative:text" from="174.6pt,19.25pt" to="174.6pt,58.25pt" o:gfxdata="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" strokecolor="#ffc000" strokeweight="2.25pt">
-                <v:stroke joinstyle="miter"/>
-              </v:line>
-            </w:pict>
-          </mc:Fallback>
-        </mc:AlternateContent>
-      </w:r>
-    </w:p>
-    <w:p>
-      <w:pPr>
-        <w:rPr>
-          <w:b/>
-          <w:lang w:val="en-US"/>
-        </w:rPr>
-      </w:pPr>
-      <w:r>
-        <w:rPr>
-          <w:b/>
-          <w:noProof/>
-          <w:lang w:val="en-US"/>
-        </w:rPr>
-        <mc:AlternateContent>
-          <mc:Choice Requires="wps">
-            <w:drawing>
-              <wp:anchor distT="0" distB="0" distL="114300" distR="114300" simplePos="0" relativeHeight="251671552" behindDoc="0" locked="0" layoutInCell="1" allowOverlap="1" wp14:anchorId="26DE4AFB" wp14:editId="55947DB1">
-                <wp:simplePos x="0" y="0"/>
-                <wp:positionH relativeFrom="column">
-                  <wp:posOffset>3619500</wp:posOffset>
-                </wp:positionH>
-                <wp:positionV relativeFrom="paragraph">
-                  <wp:posOffset>283845</wp:posOffset>
-                </wp:positionV>
-                <wp:extent cx="1085850" cy="475933"/>
-                <wp:effectExtent l="57150" t="38100" r="57150" b="76835"/>
-                <wp:wrapNone/>
-                <wp:docPr id="8" name="Rectangle: Rounded Corners 8"/>
-                <wp:cNvGraphicFramePr/>
-                <a:graphic xmlns:a="http://schemas.openxmlformats.org/drawingml/2006/main">
-                  <a:graphicData uri="http://schemas.microsoft.com/office/word/2010/wordprocessingShape">
-                    <wps:wsp>
-                      <wps:cNvSpPr/>
-                      <wps:spPr>
-                        <a:xfrm>
-                          <a:off x="0" y="0"/>
-                          <a:ext cx="1085850" cy="475933"/>
-                        </a:xfrm>
-                        <a:prstGeom prst="roundRect">
-                          <a:avLst/>
-                        </a:prstGeom>
-                      </wps:spPr>
-                      <wps:style>
-                        <a:lnRef idx="0">
-                          <a:schemeClr val="accent2"/>
-                        </a:lnRef>
-                        <a:fillRef idx="3">
-                          <a:schemeClr val="accent2"/>
-                        </a:fillRef>
-                        <a:effectRef idx="3">
-                          <a:schemeClr val="accent2"/>
-                        </a:effectRef>
-                        <a:fontRef idx="minor">
-                          <a:schemeClr val="lt1"/>
-                        </a:fontRef>
-                      </wps:style>
-                      <wps:txbx>
-                        <w:txbxContent>
-                          <w:p>
-                            <w:pPr>
-                              <w:jc w:val="center"/>
-                            </w:pPr>
-                            <w:r>
-                              <w:t>Development</w:t>
-                            </w:r>
-                          </w:p>
-                        </w:txbxContent>
-                      </wps:txbx>
-                      <wps:bodyPr rot="0" spcFirstLastPara="0" vertOverflow="overflow" horzOverflow="overflow" vert="horz" wrap="square" lIns="91440" tIns="45720" rIns="91440" bIns="45720" numCol="1" spcCol="0" rtlCol="0" fromWordArt="0" anchor="ctr" anchorCtr="0" forceAA="0" compatLnSpc="1">
-                        <a:prstTxWarp prst="textNoShape">
-                          <a:avLst/>
-                        </a:prstTxWarp>
-                        <a:noAutofit/>
-                      </wps:bodyPr>
-                    </wps:wsp>
-                  </a:graphicData>
-                </a:graphic>
-                <wp14:sizeRelH relativeFrom="margin">
-                  <wp14:pctWidth>0</wp14:pctWidth>
-                </wp14:sizeRelH>
-                <wp14:sizeRelV relativeFrom="margin">
-                  <wp14:pctHeight>0</wp14:pctHeight>
-                </wp14:sizeRelV>
-              </wp:anchor>
-            </w:drawing>
-          </mc:Choice>
-          <mc:Fallback>
-            <w:pict>
-              <v:roundrect w14:anchorId="26DE4AFB" id="Rectangle: Rounded Corners 8" o:spid="_x0000_s1030" style="position:absolute;margin-left:285pt;margin-top:22.35pt;width:85.5pt;height:37.5pt;z-index:251671552;visibility:visible;mso-wrap-style:square;mso-width-percent:0;mso-height-percent:0;mso-wrap-distance-left:9pt;mso-wrap-distance-top:0;mso-wrap-distance-right:9pt;mso-wrap-distance-bottom:0;mso-position-horizontal:absolute;mso-position-horizontal-relative:text;mso-position-vertical:absolute;mso-position-vertical-relative:text;mso-width-percent:0;mso-height-percent:0;mso-width-relative:margin;mso-height-relative:margin;v-text-anchor:middle" arcsize="10923f" o:gfxdata="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" fillcolor="#ee853d [3029]" stroked="f">
-                <v:fill color2="#ec7a2d [3173]" rotate="t" colors="0 #f18c55;.5 #f67b28;1 #e56b17" focus="100%" type="gradient">
-                  <o:fill v:ext="view" type="gradientUnscaled"/>
-                </v:fill>
-                <v:shadow on="t" color="black" opacity="41287f" offset="0,1.5pt"/>
-                <v:textbox>
-                  <w:txbxContent>
-                    <w:p>
-                      <w:pPr>
-                        <w:jc w:val="center"/>
-                      </w:pPr>
-                      <w:r>
-                        <w:t>Development</w:t>
-                      </w:r>
-                    </w:p>
-                  </w:txbxContent>
-                </v:textbox>
-              </v:roundrect>
-            </w:pict>
-          </mc:Fallback>
-        </mc:AlternateContent>
-      </w:r>
-      <w:r>
-        <w:rPr>
-          <w:b/>
-          <w:noProof/>
-          <w:lang w:val="en-US"/>
-        </w:rPr>
-        <mc:AlternateContent>
-          <mc:Choice Requires="wps">
-            <w:drawing>
-              <wp:anchor distT="0" distB="0" distL="114300" distR="114300" simplePos="0" relativeHeight="251667456" behindDoc="0" locked="0" layoutInCell="1" allowOverlap="1" wp14:anchorId="6112C5D7" wp14:editId="0CBE1FF2">
-                <wp:simplePos x="0" y="0"/>
-                <wp:positionH relativeFrom="column">
-                  <wp:posOffset>1971675</wp:posOffset>
-                </wp:positionH>
-                <wp:positionV relativeFrom="paragraph">
-                  <wp:posOffset>250508</wp:posOffset>
-                </wp:positionV>
-                <wp:extent cx="525780" cy="509587"/>
-                <wp:effectExtent l="57150" t="38100" r="64770" b="81280"/>
-                <wp:wrapNone/>
-                <wp:docPr id="6" name="Rectangle: Rounded Corners 6"/>
-                <wp:cNvGraphicFramePr/>
-                <a:graphic xmlns:a="http://schemas.openxmlformats.org/drawingml/2006/main">
-                  <a:graphicData uri="http://schemas.microsoft.com/office/word/2010/wordprocessingShape">
-                    <wps:wsp>
-                      <wps:cNvSpPr/>
-                      <wps:spPr>
-                        <a:xfrm>
-                          <a:off x="0" y="0"/>
-                          <a:ext cx="525780" cy="509587"/>
-                        </a:xfrm>
-                        <a:prstGeom prst="roundRect">
-                          <a:avLst/>
-                        </a:prstGeom>
-                      </wps:spPr>
-                      <wps:style>
-                        <a:lnRef idx="0">
-                          <a:schemeClr val="accent2"/>
-                        </a:lnRef>
-                        <a:fillRef idx="3">
-                          <a:schemeClr val="accent2"/>
-                        </a:fillRef>
-                        <a:effectRef idx="3">
-                          <a:schemeClr val="accent2"/>
-                        </a:effectRef>
-                        <a:fontRef idx="minor">
-                          <a:schemeClr val="lt1"/>
-                        </a:fontRef>
-                      </wps:style>
-                      <wps:txbx>
-                        <w:txbxContent>
-                          <w:p>
-                            <w:pPr>
-                              <w:jc w:val="center"/>
-                            </w:pPr>
-                            <w:r>
-                              <w:t>All</w:t>
-                            </w:r>
-                          </w:p>
-                        </w:txbxContent>
-                      </wps:txbx>
-                      <wps:bodyPr rot="0" spcFirstLastPara="0" vertOverflow="overflow" horzOverflow="overflow" vert="horz" wrap="square" lIns="91440" tIns="45720" rIns="91440" bIns="45720" numCol="1" spcCol="0" rtlCol="0" fromWordArt="0" anchor="ctr" anchorCtr="0" forceAA="0" compatLnSpc="1">
-                        <a:prstTxWarp prst="textNoShape">
-                          <a:avLst/>
-                        </a:prstTxWarp>
-                        <a:noAutofit/>
-                      </wps:bodyPr>
-                    </wps:wsp>
-                  </a:graphicData>
-                </a:graphic>
-                <wp14:sizeRelV relativeFrom="margin">
-                  <wp14:pctHeight>0</wp14:pctHeight>
-                </wp14:sizeRelV>
-              </wp:anchor>
-            </w:drawing>
-          </mc:Choice>
-          <mc:Fallback>
-            <w:pict>
-              <v:roundrect w14:anchorId="6112C5D7" id="Rectangle: Rounded Corners 6" o:spid="_x0000_s1031" style="position:absolute;margin-left:155.25pt;margin-top:19.75pt;width:41.4pt;height:40.1pt;z-index:251667456;visibility:visible;mso-wrap-style:square;mso-height-percent:0;mso-wrap-distance-left:9pt;mso-wrap-distance-top:0;mso-wrap-distance-right:9pt;mso-wrap-distance-bottom:0;mso-position-horizontal:absolute;mso-position-horizontal-relative:text;mso-position-vertical:absolute;mso-position-vertical-relative:text;mso-height-percent:0;mso-height-relative:margin;v-text-anchor:middle" arcsize="10923f" o:gfxdata="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" fillcolor="#ee853d [3029]" stroked="f">
-                <v:fill color2="#ec7a2d [3173]" rotate="t" colors="0 #f18c55;.5 #f67b28;1 #e56b17" focus="100%" type="gradient">
-                  <o:fill v:ext="view" type="gradientUnscaled"/>
-                </v:fill>
-                <v:shadow on="t" color="black" opacity="41287f" offset="0,1.5pt"/>
-                <v:textbox>
-                  <w:txbxContent>
-                    <w:p>
-                      <w:pPr>
-                        <w:jc w:val="center"/>
-                      </w:pPr>
-                      <w:r>
-                        <w:t>All</w:t>
-                      </w:r>
-                    </w:p>
-                  </w:txbxContent>
-                </v:textbox>
-              </v:roundrect>
-            </w:pict>
-          </mc:Fallback>
-        </mc:AlternateContent>
-      </w:r>
-      <w:r>
-        <w:rPr>
-          <w:b/>
-          <w:noProof/>
-          <w:lang w:val="en-US"/>
-        </w:rPr>
-        <mc:AlternateContent>
-          <mc:Choice Requires="wps">
-            <w:drawing>
-              <wp:anchor distT="0" distB="0" distL="114300" distR="114300" simplePos="0" relativeHeight="251669504" behindDoc="0" locked="0" layoutInCell="1" allowOverlap="1" wp14:anchorId="4F48A318" wp14:editId="40785972">
-                <wp:simplePos x="0" y="0"/>
-                <wp:positionH relativeFrom="column">
-                  <wp:posOffset>2600325</wp:posOffset>
-                </wp:positionH>
-                <wp:positionV relativeFrom="paragraph">
-                  <wp:posOffset>250508</wp:posOffset>
-                </wp:positionV>
-                <wp:extent cx="747395" cy="547687"/>
-                <wp:effectExtent l="57150" t="38100" r="52705" b="81280"/>
-                <wp:wrapNone/>
-                <wp:docPr id="7" name="Rectangle: Rounded Corners 7"/>
-                <wp:cNvGraphicFramePr/>
-                <a:graphic xmlns:a="http://schemas.openxmlformats.org/drawingml/2006/main">
-                  <a:graphicData uri="http://schemas.microsoft.com/office/word/2010/wordprocessingShape">
-                    <wps:wsp>
-                      <wps:cNvSpPr/>
-                      <wps:spPr>
-                        <a:xfrm>
-                          <a:off x="0" y="0"/>
-                          <a:ext cx="747395" cy="547687"/>
-                        </a:xfrm>
-                        <a:prstGeom prst="roundRect">
-                          <a:avLst/>
-                        </a:prstGeom>
-                      </wps:spPr>
-                      <wps:style>
-                        <a:lnRef idx="0">
-                          <a:schemeClr val="accent2"/>
-                        </a:lnRef>
-                        <a:fillRef idx="3">
-                          <a:schemeClr val="accent2"/>
-                        </a:fillRef>
-                        <a:effectRef idx="3">
-                          <a:schemeClr val="accent2"/>
-                        </a:effectRef>
-                        <a:fontRef idx="minor">
-                          <a:schemeClr val="lt1"/>
-                        </a:fontRef>
-                      </wps:style>
-                      <wps:txbx>
-                        <w:txbxContent>
-                          <w:p>
-                            <w:pPr>
-                              <w:jc w:val="center"/>
-                            </w:pPr>
-                            <w:r>
-                              <w:t>Design</w:t>
-                            </w:r>
-                          </w:p>
-                        </w:txbxContent>
-                      </wps:txbx>
-                      <wps:bodyPr rot="0" spcFirstLastPara="0" vertOverflow="overflow" horzOverflow="overflow" vert="horz" wrap="square" lIns="91440" tIns="45720" rIns="91440" bIns="45720" numCol="1" spcCol="0" rtlCol="0" fromWordArt="0" anchor="ctr" anchorCtr="0" forceAA="0" compatLnSpc="1">
-                        <a:prstTxWarp prst="textNoShape">
-                          <a:avLst/>
-                        </a:prstTxWarp>
-                        <a:noAutofit/>
-                      </wps:bodyPr>
-                    </wps:wsp>
-                  </a:graphicData>
-                </a:graphic>
-                <wp14:sizeRelH relativeFrom="margin">
-                  <wp14:pctWidth>0</wp14:pctWidth>
-                </wp14:sizeRelH>
-                <wp14:sizeRelV relativeFrom="margin">
-                  <wp14:pctHeight>0</wp14:pctHeight>
-                </wp14:sizeRelV>
-              </wp:anchor>
-            </w:drawing>
-          </mc:Choice>
-          <mc:Fallback>
-            <w:pict>
-              <v:roundrect w14:anchorId="4F48A318" id="Rectangle: Rounded Corners 7" o:spid="_x0000_s1032" style="position:absolute;margin-left:204.75pt;margin-top:19.75pt;width:58.85pt;height:43.1pt;z-index:251669504;visibility:visible;mso-wrap-style:square;mso-width-percent:0;mso-height-percent:0;mso-wrap-distance-left:9pt;mso-wrap-distance-top:0;mso-wrap-distance-right:9pt;mso-wrap-distance-bottom:0;mso-position-horizontal:absolute;mso-position-horizontal-relative:text;mso-position-vertical:absolute;mso-position-vertical-relative:text;mso-width-percent:0;mso-height-percent:0;mso-width-relative:margin;mso-height-relative:margin;v-text-anchor:middle" arcsize="10923f" o:gfxdata="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" fillcolor="#ee853d [3029]" stroked="f">
-                <v:fill color2="#ec7a2d [3173]" rotate="t" colors="0 #f18c55;.5 #f67b28;1 #e56b17" focus="100%" type="gradient">
-                  <o:fill v:ext="view" type="gradientUnscaled"/>
-                </v:fill>
-                <v:shadow on="t" color="black" opacity="41287f" offset="0,1.5pt"/>
-                <v:textbox>
-                  <w:txbxContent>
-                    <w:p>
-                      <w:pPr>
-                        <w:jc w:val="center"/>
-                      </w:pPr>
-                      <w:r>
-                        <w:t>Design</w:t>
-                      </w:r>
-                    </w:p>
-                  </w:txbxContent>
-                </v:textbox>
-              </v:roundrect>
-            </w:pict>
-          </mc:Fallback>
-        </mc:AlternateContent>
-      </w:r>
-    </w:p>
-    <w:p>
-      <w:pPr>
-        <w:rPr>
-          <w:b/>
-          <w:lang w:val="en-US"/>
-        </w:rPr>
-      </w:pPr>
-    </w:p>
-    <w:p>
-      <w:pPr>
-        <w:rPr>
-          <w:b/>
-          <w:lang w:val="en-US"/>
-        </w:rPr>
-      </w:pPr>
-    </w:p>
-    <w:p>
-      <w:pPr>
-        <w:rPr>
-          <w:b/>
-          <w:lang w:val="en-US"/>
-        </w:rPr>
-      </w:pPr>
-    </w:p>
-    <w:p>
-      <w:pPr>
-        <w:rPr>
-          <w:b/>
-          <w:lang w:val="en-US"/>
-        </w:rPr>
-      </w:pPr>
-    </w:p>
-    <w:p>
-      <w:pPr>
-        <w:rPr>
-          <w:b/>
-          <w:lang w:val="en-US"/>
-        </w:rPr>
-      </w:pPr>
-      <w:r>
-        <w:rPr>
-          <w:b/>
-          <w:noProof/>
-          <w:lang w:val="en-US"/>
-        </w:rPr>
-        <w:t xml:space="preserve">                                                                                                           </w:t>
+        <w:t xml:space="preserve">                                                                                                   </w:t>
       </w:r>
     </w:p>
     <w:p>
@@ -2975,6 +1530,7 @@
           <w:i/>
           <w:color w:val="2E74B5" w:themeColor="accent5" w:themeShade="BF"/>
         </w:rPr>
+        <w:lastRenderedPageBreak/>
         <w:t>Insert your low</w:t>
       </w:r>
       <w:r>
@@ -3033,7 +1589,7 @@
                     <pic:cNvPicPr/>
                   </pic:nvPicPr>
                   <pic:blipFill rotWithShape="1">
-                    <a:blip r:embed="rId13"/>
+                    <a:blip r:embed="rId14"/>
                     <a:srcRect l="7312" t="12963" r="5474" b="12248"/>
                     <a:stretch/>
                   </pic:blipFill>
@@ -3209,10 +1765,10 @@
             <v:path o:extrusionok="f" gradientshapeok="t" o:connecttype="rect"/>
             <o:lock v:ext="edit" aspectratio="t"/>
           </v:shapetype>
-          <v:shape id="_x0000_i1025" type="#_x0000_t75" style="width:210.7pt;height:151.25pt" o:ole="">
-            <v:imagedata r:id="rId14" o:title=""/>
+          <v:shape id="_x0000_i1025" type="#_x0000_t75" style="width:210.7pt;height:151.2pt" o:ole="">
+            <v:imagedata r:id="rId15" o:title=""/>
           </v:shape>
-          <o:OLEObject Type="Embed" ProgID="Unknown" ShapeID="_x0000_i1025" DrawAspect="Content" ObjectID="_1826872211" r:id="rId15"/>
+          <o:OLEObject Type="Embed" ProgID="Unknown" ShapeID="_x0000_i1025" DrawAspect="Content" ObjectID="_1827321337" r:id="rId16"/>
         </w:object>
       </w:r>
       <w:r>
@@ -3434,7 +1990,7 @@
           <w:lang w:val="en-US"/>
         </w:rPr>
       </w:pPr>
-      <w:hyperlink r:id="rId16" w:anchor="gid=1247136888" w:history="1">
+      <w:hyperlink r:id="rId17" w:anchor="gid=1247136888" w:history="1">
         <w:r>
           <w:rPr>
             <w:rStyle w:val="Hyperlink"/>
@@ -3536,7 +2092,7 @@
       </w:r>
     </w:p>
     <w:sectPr>
-      <w:headerReference w:type="default" r:id="rId17"/>
+      <w:headerReference w:type="default" r:id="rId18"/>
       <w:pgSz w:w="11906" w:h="16838"/>
       <w:pgMar w:top="1440" w:right="1440" w:bottom="1440" w:left="1440" w:header="708" w:footer="708" w:gutter="0"/>
       <w:cols w:space="708"/>
@@ -3689,7 +2245,7 @@
               <v:stroke joinstyle="miter"/>
               <v:path gradientshapeok="t" o:connecttype="rect"/>
             </v:shapetype>
-            <v:shape id="MSIPCM24e2496a9f51f0c20e5c368a" o:spid="_x0000_s1033" type="#_x0000_t202" alt="{&quot;HashCode&quot;:-574504238,&quot;Height&quot;:841.0,&quot;Width&quot;:595.0,&quot;Placement&quot;:&quot;Header&quot;,&quot;Index&quot;:&quot;Primary&quot;,&quot;Section&quot;:1,&quot;Top&quot;:0.0,&quot;Left&quot;:0.0}" style="position:absolute;margin-left:0;margin-top:15pt;width:595.3pt;height:21.5pt;z-index:251659264;visibility:visible;mso-wrap-style:square;mso-wrap-distance-left:9pt;mso-wrap-distance-top:0;mso-wrap-distance-right:9pt;mso-wrap-distance-bottom:0;mso-position-horizontal:absolute;mso-position-horizontal-relative:page;mso-position-vertical:absolute;mso-position-vertical-relative:page;v-text-anchor:top" o:gfxdata="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" o:allowincell="f" filled="f" stroked="f" strokeweight=".5pt">
+            <v:shape id="MSIPCM24e2496a9f51f0c20e5c368a" o:spid="_x0000_s1026" type="#_x0000_t202" alt="{&quot;HashCode&quot;:-574504238,&quot;Height&quot;:841.0,&quot;Width&quot;:595.0,&quot;Placement&quot;:&quot;Header&quot;,&quot;Index&quot;:&quot;Primary&quot;,&quot;Section&quot;:1,&quot;Top&quot;:0.0,&quot;Left&quot;:0.0}" style="position:absolute;margin-left:0;margin-top:15pt;width:595.3pt;height:21.5pt;z-index:251659264;visibility:visible;mso-wrap-style:square;mso-wrap-distance-left:9pt;mso-wrap-distance-top:0;mso-wrap-distance-right:9pt;mso-wrap-distance-bottom:0;mso-position-horizontal:absolute;mso-position-horizontal-relative:page;mso-position-vertical:absolute;mso-position-vertical-relative:page;v-text-anchor:top" o:gfxdata="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" o:allowincell="f" filled="f" stroked="f" strokeweight=".5pt">
               <v:textbox inset=",0,,0">
                 <w:txbxContent>
                   <w:p>
@@ -4245,7 +2801,6 @@
   <w:style w:type="character" w:default="1" w:styleId="DefaultParagraphFont">
     <w:name w:val="Default Paragraph Font"/>
     <w:uiPriority w:val="1"/>
-    <w:semiHidden/>
     <w:unhideWhenUsed/>
   </w:style>
   <w:style w:type="table" w:default="1" w:styleId="TableNormal">
@@ -4671,6 +3226,10 @@
 </file>
 
 <file path=customXml/item1.xml><?xml version="1.0" encoding="utf-8"?>
+<b:Sources xmlns:b="http://schemas.openxmlformats.org/officeDocument/2006/bibliography" xmlns="http://schemas.openxmlformats.org/officeDocument/2006/bibliography" SelectedStyle="\APASixthEditionOfficeOnline.xsl" StyleName="APA" Version="6"/>
+</file>
+
+<file path=customXml/item2.xml><?xml version="1.0" encoding="utf-8"?>
 <ct:contentTypeSchema xmlns:ct="http://schemas.microsoft.com/office/2006/metadata/contentType" xmlns:ma="http://schemas.microsoft.com/office/2006/metadata/properties/metaAttributes" ct:_="" ma:_="" ma:contentTypeName="Document" ma:contentTypeID="0x010100AA7823898AD2AC4989D6AED8FED2BA94" ma:contentTypeVersion="0" ma:contentTypeDescription="Create a new document." ma:contentTypeScope="" ma:versionID="9f8eaa37e7f8459d491823df8b47aaa3">
   <xsd:schema xmlns:xsd="http://www.w3.org/2001/XMLSchema" xmlns:xs="http://www.w3.org/2001/XMLSchema" xmlns:p="http://schemas.microsoft.com/office/2006/metadata/properties" xmlns:ns2="e6d1b590-469f-4cf9-81b4-5482a85ae5aa" targetNamespace="http://schemas.microsoft.com/office/2006/metadata/properties" ma:root="true" ma:fieldsID="6a15d7beb7d14f89135d7352f2f97466" ns2:_="">
     <xsd:import namespace="e6d1b590-469f-4cf9-81b4-5482a85ae5aa"/>
@@ -4815,11 +3374,28 @@
 </ct:contentTypeSchema>
 </file>
 
-<file path=customXml/item2.xml><?xml version="1.0" encoding="utf-8"?>
-<b:Sources xmlns:b="http://schemas.openxmlformats.org/officeDocument/2006/bibliography" xmlns="http://schemas.openxmlformats.org/officeDocument/2006/bibliography" SelectedStyle="\APASixthEditionOfficeOnline.xsl" StyleName="APA" Version="6"/>
+<file path=customXml/item3.xml><?xml version="1.0" encoding="utf-8"?>
+<p:properties xmlns:p="http://schemas.microsoft.com/office/2006/metadata/properties" xmlns:xsi="http://www.w3.org/2001/XMLSchema-instance" xmlns:pc="http://schemas.microsoft.com/office/infopath/2007/PartnerControls">
+  <documentManagement>
+    <_dlc_DocId xmlns="e6d1b590-469f-4cf9-81b4-5482a85ae5aa">SZSFR2TFPVYM-1963693259-38</_dlc_DocId>
+    <_dlc_DocIdUrl xmlns="e6d1b590-469f-4cf9-81b4-5482a85ae5aa">
+      <Url>https://rp-sp.rp.edu.sg/sites/LCMS_30b5395f-5985-eb11-8148-5cb901e2ac00/_layouts/15/DocIdRedir.aspx?ID=SZSFR2TFPVYM-1963693259-38</Url>
+      <Description>SZSFR2TFPVYM-1963693259-38</Description>
+    </_dlc_DocIdUrl>
+  </documentManagement>
+</p:properties>
 </file>
 
-<file path=customXml/item3.xml><?xml version="1.0" encoding="utf-8"?>
+<file path=customXml/item4.xml><?xml version="1.0" encoding="utf-8"?>
+<?mso-contentType ?>
+<FormTemplates xmlns="http://schemas.microsoft.com/sharepoint/v3/contenttype/forms">
+  <Display>DocumentLibraryForm</Display>
+  <Edit>DocumentLibraryForm</Edit>
+  <New>DocumentLibraryForm</New>
+</FormTemplates>
+</file>
+
+<file path=customXml/item5.xml><?xml version="1.0" encoding="utf-8"?>
 <?mso-contentType ?>
 <spe:Receivers xmlns:spe="http://schemas.microsoft.com/sharepoint/events">
   <Receiver>
@@ -4869,28 +3445,15 @@
 </spe:Receivers>
 </file>
 
-<file path=customXml/item4.xml><?xml version="1.0" encoding="utf-8"?>
-<?mso-contentType ?>
-<FormTemplates xmlns="http://schemas.microsoft.com/sharepoint/v3/contenttype/forms">
-  <Display>DocumentLibraryForm</Display>
-  <Edit>DocumentLibraryForm</Edit>
-  <New>DocumentLibraryForm</New>
-</FormTemplates>
+<file path=customXml/itemProps1.xml><?xml version="1.0" encoding="utf-8"?>
+<ds:datastoreItem xmlns:ds="http://schemas.openxmlformats.org/officeDocument/2006/customXml" ds:itemID="{2D17A9CC-1020-4B35-B3DF-C46A1BBED56F}">
+  <ds:schemaRefs>
+    <ds:schemaRef ds:uri="http://schemas.openxmlformats.org/officeDocument/2006/bibliography"/>
+  </ds:schemaRefs>
+</ds:datastoreItem>
 </file>
 
-<file path=customXml/item5.xml><?xml version="1.0" encoding="utf-8"?>
-<p:properties xmlns:p="http://schemas.microsoft.com/office/2006/metadata/properties" xmlns:xsi="http://www.w3.org/2001/XMLSchema-instance" xmlns:pc="http://schemas.microsoft.com/office/infopath/2007/PartnerControls">
-  <documentManagement>
-    <_dlc_DocId xmlns="e6d1b590-469f-4cf9-81b4-5482a85ae5aa">SZSFR2TFPVYM-1963693259-38</_dlc_DocId>
-    <_dlc_DocIdUrl xmlns="e6d1b590-469f-4cf9-81b4-5482a85ae5aa">
-      <Url>https://rp-sp.rp.edu.sg/sites/LCMS_30b5395f-5985-eb11-8148-5cb901e2ac00/_layouts/15/DocIdRedir.aspx?ID=SZSFR2TFPVYM-1963693259-38</Url>
-      <Description>SZSFR2TFPVYM-1963693259-38</Description>
-    </_dlc_DocIdUrl>
-  </documentManagement>
-</p:properties>
-</file>
-
-<file path=customXml/itemProps1.xml><?xml version="1.0" encoding="utf-8"?>
+<file path=customXml/itemProps2.xml><?xml version="1.0" encoding="utf-8"?>
 <ds:datastoreItem xmlns:ds="http://schemas.openxmlformats.org/officeDocument/2006/customXml" ds:itemID="{B2761E7D-62FC-4051-82BE-5A2591086C5C}">
   <ds:schemaRefs>
     <ds:schemaRef ds:uri="http://schemas.microsoft.com/office/2006/metadata/contentType"/>
@@ -4908,18 +3471,12 @@
 </ds:datastoreItem>
 </file>
 
-<file path=customXml/itemProps2.xml><?xml version="1.0" encoding="utf-8"?>
-<ds:datastoreItem xmlns:ds="http://schemas.openxmlformats.org/officeDocument/2006/customXml" ds:itemID="{2D17A9CC-1020-4B35-B3DF-C46A1BBED56F}">
+<file path=customXml/itemProps3.xml><?xml version="1.0" encoding="utf-8"?>
+<ds:datastoreItem xmlns:ds="http://schemas.openxmlformats.org/officeDocument/2006/customXml" ds:itemID="{BD579167-B7D2-4F69-91ED-B22CAE3D3869}">
   <ds:schemaRefs>
-    <ds:schemaRef ds:uri="http://schemas.openxmlformats.org/officeDocument/2006/bibliography"/>
-  </ds:schemaRefs>
-</ds:datastoreItem>
-</file>
-
-<file path=customXml/itemProps3.xml><?xml version="1.0" encoding="utf-8"?>
-<ds:datastoreItem xmlns:ds="http://schemas.openxmlformats.org/officeDocument/2006/customXml" ds:itemID="{828217AD-D9C7-46E4-9C2D-08C2749DC423}">
-  <ds:schemaRefs>
-    <ds:schemaRef ds:uri="http://schemas.microsoft.com/sharepoint/events"/>
+    <ds:schemaRef ds:uri="http://schemas.microsoft.com/office/2006/metadata/properties"/>
+    <ds:schemaRef ds:uri="http://schemas.microsoft.com/office/infopath/2007/PartnerControls"/>
+    <ds:schemaRef ds:uri="e6d1b590-469f-4cf9-81b4-5482a85ae5aa"/>
   </ds:schemaRefs>
 </ds:datastoreItem>
 </file>
@@ -4933,11 +3490,9 @@
 </file>
 
 <file path=customXml/itemProps5.xml><?xml version="1.0" encoding="utf-8"?>
-<ds:datastoreItem xmlns:ds="http://schemas.openxmlformats.org/officeDocument/2006/customXml" ds:itemID="{BD579167-B7D2-4F69-91ED-B22CAE3D3869}">
+<ds:datastoreItem xmlns:ds="http://schemas.openxmlformats.org/officeDocument/2006/customXml" ds:itemID="{828217AD-D9C7-46E4-9C2D-08C2749DC423}">
   <ds:schemaRefs>
-    <ds:schemaRef ds:uri="http://schemas.microsoft.com/office/2006/metadata/properties"/>
-    <ds:schemaRef ds:uri="http://schemas.microsoft.com/office/infopath/2007/PartnerControls"/>
-    <ds:schemaRef ds:uri="e6d1b590-469f-4cf9-81b4-5482a85ae5aa"/>
+    <ds:schemaRef ds:uri="http://schemas.microsoft.com/sharepoint/events"/>
   </ds:schemaRefs>
 </ds:datastoreItem>
 </file>
